--- a/DataScience_CoverLetterTemplate.docx
+++ b/DataScience_CoverLetterTemplate.docx
@@ -21,15 +21,27 @@
           <w:lang w:val="en-CA"/>
         </w:rPr>
       </w:pPr>
-      <w:r>
-        <w:rPr>
-          <w:rFonts w:ascii="Calibri Light" w:eastAsia="Cambria" w:hAnsi="Calibri Light" w:cs="Calibri Light"/>
-          <w:bCs/>
-          <w:sz w:val="18"/>
-          <w:szCs w:val="18"/>
-          <w:lang w:val="en-CA"/>
-        </w:rPr>
-        <w:t xml:space="preserve">{{ t }} </w:t>
+      <w:proofErr w:type="gramStart"/>
+      <w:r>
+        <w:rPr>
+          <w:rFonts w:ascii="Calibri Light" w:eastAsia="Cambria" w:hAnsi="Calibri Light" w:cs="Calibri Light"/>
+          <w:bCs/>
+          <w:sz w:val="18"/>
+          <w:szCs w:val="18"/>
+          <w:lang w:val="en-CA"/>
+        </w:rPr>
+        <w:t>{{ t</w:t>
+      </w:r>
+      <w:proofErr w:type="gramEnd"/>
+      <w:r>
+        <w:rPr>
+          <w:rFonts w:ascii="Calibri Light" w:eastAsia="Cambria" w:hAnsi="Calibri Light" w:cs="Calibri Light"/>
+          <w:bCs/>
+          <w:sz w:val="18"/>
+          <w:szCs w:val="18"/>
+          <w:lang w:val="en-CA"/>
+        </w:rPr>
+        <w:t xml:space="preserve"> }} </w:t>
       </w:r>
       <w:r>
         <w:rPr>
@@ -50,7 +62,50 @@
           <w:lang w:val="en-CA"/>
         </w:rPr>
         <w:br/>
-        <w:t>{{ company_name }}</w:t>
+      </w:r>
+      <w:proofErr w:type="gramStart"/>
+      <w:r>
+        <w:rPr>
+          <w:rFonts w:ascii="Calibri Light" w:eastAsia="Cambria" w:hAnsi="Calibri Light" w:cs="Calibri Light"/>
+          <w:bCs/>
+          <w:sz w:val="18"/>
+          <w:szCs w:val="18"/>
+          <w:lang w:val="en-CA"/>
+        </w:rPr>
+        <w:t xml:space="preserve">{{ </w:t>
+      </w:r>
+      <w:proofErr w:type="spellStart"/>
+      <w:r>
+        <w:rPr>
+          <w:rFonts w:ascii="Calibri Light" w:eastAsia="Cambria" w:hAnsi="Calibri Light" w:cs="Calibri Light"/>
+          <w:bCs/>
+          <w:sz w:val="18"/>
+          <w:szCs w:val="18"/>
+          <w:lang w:val="en-CA"/>
+        </w:rPr>
+        <w:t>company</w:t>
+      </w:r>
+      <w:proofErr w:type="gramEnd"/>
+      <w:r>
+        <w:rPr>
+          <w:rFonts w:ascii="Calibri Light" w:eastAsia="Cambria" w:hAnsi="Calibri Light" w:cs="Calibri Light"/>
+          <w:bCs/>
+          <w:sz w:val="18"/>
+          <w:szCs w:val="18"/>
+          <w:lang w:val="en-CA"/>
+        </w:rPr>
+        <w:t>_name</w:t>
+      </w:r>
+      <w:proofErr w:type="spellEnd"/>
+      <w:r>
+        <w:rPr>
+          <w:rFonts w:ascii="Calibri Light" w:eastAsia="Cambria" w:hAnsi="Calibri Light" w:cs="Calibri Light"/>
+          <w:bCs/>
+          <w:sz w:val="18"/>
+          <w:szCs w:val="18"/>
+          <w:lang w:val="en-CA"/>
+        </w:rPr>
+        <w:t xml:space="preserve"> }}</w:t>
       </w:r>
       <w:r>
         <w:rPr>
@@ -61,7 +116,72 @@
           <w:lang w:val="en-CA"/>
         </w:rPr>
         <w:br/>
-        <w:t xml:space="preserve">{{ company_address }} </w:t>
+      </w:r>
+      <w:proofErr w:type="gramStart"/>
+      <w:r>
+        <w:rPr>
+          <w:rFonts w:ascii="Calibri Light" w:eastAsia="Cambria" w:hAnsi="Calibri Light" w:cs="Calibri Light"/>
+          <w:bCs/>
+          <w:sz w:val="18"/>
+          <w:szCs w:val="18"/>
+          <w:lang w:val="en-CA"/>
+        </w:rPr>
+        <w:t xml:space="preserve">{{ </w:t>
+      </w:r>
+      <w:proofErr w:type="spellStart"/>
+      <w:r>
+        <w:rPr>
+          <w:rFonts w:ascii="Calibri Light" w:eastAsia="Cambria" w:hAnsi="Calibri Light" w:cs="Calibri Light"/>
+          <w:bCs/>
+          <w:sz w:val="18"/>
+          <w:szCs w:val="18"/>
+          <w:lang w:val="en-CA"/>
+        </w:rPr>
+        <w:t>company</w:t>
+      </w:r>
+      <w:proofErr w:type="gramEnd"/>
+      <w:r>
+        <w:rPr>
+          <w:rFonts w:ascii="Calibri Light" w:eastAsia="Cambria" w:hAnsi="Calibri Light" w:cs="Calibri Light"/>
+          <w:bCs/>
+          <w:sz w:val="18"/>
+          <w:szCs w:val="18"/>
+          <w:lang w:val="en-CA"/>
+        </w:rPr>
+        <w:t>_</w:t>
+      </w:r>
+      <w:proofErr w:type="gramStart"/>
+      <w:r>
+        <w:rPr>
+          <w:rFonts w:ascii="Calibri Light" w:eastAsia="Cambria" w:hAnsi="Calibri Light" w:cs="Calibri Light"/>
+          <w:bCs/>
+          <w:sz w:val="18"/>
+          <w:szCs w:val="18"/>
+          <w:lang w:val="en-CA"/>
+        </w:rPr>
+        <w:t>address</w:t>
+      </w:r>
+      <w:proofErr w:type="spellEnd"/>
+      <w:r>
+        <w:rPr>
+          <w:rFonts w:ascii="Calibri Light" w:eastAsia="Cambria" w:hAnsi="Calibri Light" w:cs="Calibri Light"/>
+          <w:bCs/>
+          <w:sz w:val="18"/>
+          <w:szCs w:val="18"/>
+          <w:lang w:val="en-CA"/>
+        </w:rPr>
+        <w:t xml:space="preserve"> }</w:t>
+      </w:r>
+      <w:proofErr w:type="gramEnd"/>
+      <w:r>
+        <w:rPr>
+          <w:rFonts w:ascii="Calibri Light" w:eastAsia="Cambria" w:hAnsi="Calibri Light" w:cs="Calibri Light"/>
+          <w:bCs/>
+          <w:sz w:val="18"/>
+          <w:szCs w:val="18"/>
+          <w:lang w:val="en-CA"/>
+        </w:rPr>
+        <w:t xml:space="preserve">} </w:t>
       </w:r>
       <w:r>
         <w:rPr>
@@ -72,7 +192,116 @@
           <w:lang w:val="en-CA"/>
         </w:rPr>
         <w:br/>
-        <w:t>{{ company_city }}, {{ company_province }}</w:t>
+      </w:r>
+      <w:proofErr w:type="gramStart"/>
+      <w:r>
+        <w:rPr>
+          <w:rFonts w:ascii="Calibri Light" w:eastAsia="Cambria" w:hAnsi="Calibri Light" w:cs="Calibri Light"/>
+          <w:bCs/>
+          <w:sz w:val="18"/>
+          <w:szCs w:val="18"/>
+          <w:lang w:val="en-CA"/>
+        </w:rPr>
+        <w:t xml:space="preserve">{{ </w:t>
+      </w:r>
+      <w:proofErr w:type="spellStart"/>
+      <w:r>
+        <w:rPr>
+          <w:rFonts w:ascii="Calibri Light" w:eastAsia="Cambria" w:hAnsi="Calibri Light" w:cs="Calibri Light"/>
+          <w:bCs/>
+          <w:sz w:val="18"/>
+          <w:szCs w:val="18"/>
+          <w:lang w:val="en-CA"/>
+        </w:rPr>
+        <w:t>company</w:t>
+      </w:r>
+      <w:proofErr w:type="gramEnd"/>
+      <w:r>
+        <w:rPr>
+          <w:rFonts w:ascii="Calibri Light" w:eastAsia="Cambria" w:hAnsi="Calibri Light" w:cs="Calibri Light"/>
+          <w:bCs/>
+          <w:sz w:val="18"/>
+          <w:szCs w:val="18"/>
+          <w:lang w:val="en-CA"/>
+        </w:rPr>
+        <w:t>_</w:t>
+      </w:r>
+      <w:proofErr w:type="gramStart"/>
+      <w:r>
+        <w:rPr>
+          <w:rFonts w:ascii="Calibri Light" w:eastAsia="Cambria" w:hAnsi="Calibri Light" w:cs="Calibri Light"/>
+          <w:bCs/>
+          <w:sz w:val="18"/>
+          <w:szCs w:val="18"/>
+          <w:lang w:val="en-CA"/>
+        </w:rPr>
+        <w:t>city</w:t>
+      </w:r>
+      <w:proofErr w:type="spellEnd"/>
+      <w:r>
+        <w:rPr>
+          <w:rFonts w:ascii="Calibri Light" w:eastAsia="Cambria" w:hAnsi="Calibri Light" w:cs="Calibri Light"/>
+          <w:bCs/>
+          <w:sz w:val="18"/>
+          <w:szCs w:val="18"/>
+          <w:lang w:val="en-CA"/>
+        </w:rPr>
+        <w:t xml:space="preserve"> }</w:t>
+      </w:r>
+      <w:proofErr w:type="gramEnd"/>
+      <w:r>
+        <w:rPr>
+          <w:rFonts w:ascii="Calibri Light" w:eastAsia="Cambria" w:hAnsi="Calibri Light" w:cs="Calibri Light"/>
+          <w:bCs/>
+          <w:sz w:val="18"/>
+          <w:szCs w:val="18"/>
+          <w:lang w:val="en-CA"/>
+        </w:rPr>
+        <w:t xml:space="preserve">}, </w:t>
+      </w:r>
+      <w:proofErr w:type="gramStart"/>
+      <w:r>
+        <w:rPr>
+          <w:rFonts w:ascii="Calibri Light" w:eastAsia="Cambria" w:hAnsi="Calibri Light" w:cs="Calibri Light"/>
+          <w:bCs/>
+          <w:sz w:val="18"/>
+          <w:szCs w:val="18"/>
+          <w:lang w:val="en-CA"/>
+        </w:rPr>
+        <w:t xml:space="preserve">{{ </w:t>
+      </w:r>
+      <w:proofErr w:type="spellStart"/>
+      <w:r>
+        <w:rPr>
+          <w:rFonts w:ascii="Calibri Light" w:eastAsia="Cambria" w:hAnsi="Calibri Light" w:cs="Calibri Light"/>
+          <w:bCs/>
+          <w:sz w:val="18"/>
+          <w:szCs w:val="18"/>
+          <w:lang w:val="en-CA"/>
+        </w:rPr>
+        <w:t>company</w:t>
+      </w:r>
+      <w:proofErr w:type="gramEnd"/>
+      <w:r>
+        <w:rPr>
+          <w:rFonts w:ascii="Calibri Light" w:eastAsia="Cambria" w:hAnsi="Calibri Light" w:cs="Calibri Light"/>
+          <w:bCs/>
+          <w:sz w:val="18"/>
+          <w:szCs w:val="18"/>
+          <w:lang w:val="en-CA"/>
+        </w:rPr>
+        <w:t>_province</w:t>
+      </w:r>
+      <w:proofErr w:type="spellEnd"/>
+      <w:r>
+        <w:rPr>
+          <w:rFonts w:ascii="Calibri Light" w:eastAsia="Cambria" w:hAnsi="Calibri Light" w:cs="Calibri Light"/>
+          <w:bCs/>
+          <w:sz w:val="18"/>
+          <w:szCs w:val="18"/>
+          <w:lang w:val="en-CA"/>
+        </w:rPr>
+        <w:t xml:space="preserve"> }}</w:t>
       </w:r>
       <w:r>
         <w:rPr>
@@ -83,7 +312,50 @@
           <w:lang w:val="en-CA"/>
         </w:rPr>
         <w:br/>
-        <w:t>{{ company_postal }}</w:t>
+      </w:r>
+      <w:proofErr w:type="gramStart"/>
+      <w:r>
+        <w:rPr>
+          <w:rFonts w:ascii="Calibri Light" w:eastAsia="Cambria" w:hAnsi="Calibri Light" w:cs="Calibri Light"/>
+          <w:bCs/>
+          <w:sz w:val="18"/>
+          <w:szCs w:val="18"/>
+          <w:lang w:val="en-CA"/>
+        </w:rPr>
+        <w:t xml:space="preserve">{{ </w:t>
+      </w:r>
+      <w:proofErr w:type="spellStart"/>
+      <w:r>
+        <w:rPr>
+          <w:rFonts w:ascii="Calibri Light" w:eastAsia="Cambria" w:hAnsi="Calibri Light" w:cs="Calibri Light"/>
+          <w:bCs/>
+          <w:sz w:val="18"/>
+          <w:szCs w:val="18"/>
+          <w:lang w:val="en-CA"/>
+        </w:rPr>
+        <w:t>company</w:t>
+      </w:r>
+      <w:proofErr w:type="gramEnd"/>
+      <w:r>
+        <w:rPr>
+          <w:rFonts w:ascii="Calibri Light" w:eastAsia="Cambria" w:hAnsi="Calibri Light" w:cs="Calibri Light"/>
+          <w:bCs/>
+          <w:sz w:val="18"/>
+          <w:szCs w:val="18"/>
+          <w:lang w:val="en-CA"/>
+        </w:rPr>
+        <w:t>_postal</w:t>
+      </w:r>
+      <w:proofErr w:type="spellEnd"/>
+      <w:r>
+        <w:rPr>
+          <w:rFonts w:ascii="Calibri Light" w:eastAsia="Cambria" w:hAnsi="Calibri Light" w:cs="Calibri Light"/>
+          <w:bCs/>
+          <w:sz w:val="18"/>
+          <w:szCs w:val="18"/>
+          <w:lang w:val="en-CA"/>
+        </w:rPr>
+        <w:t xml:space="preserve"> }}</w:t>
       </w:r>
       <w:r>
         <w:rPr>
@@ -95,6 +367,50 @@
         </w:rPr>
         <w:br/>
       </w:r>
+      <w:proofErr w:type="gramStart"/>
+      <w:r>
+        <w:rPr>
+          <w:rFonts w:ascii="Calibri Light" w:eastAsia="Cambria" w:hAnsi="Calibri Light" w:cs="Calibri Light"/>
+          <w:bCs/>
+          <w:sz w:val="18"/>
+          <w:szCs w:val="18"/>
+          <w:lang w:val="en-CA"/>
+        </w:rPr>
+        <w:t xml:space="preserve">{{ </w:t>
+      </w:r>
+      <w:proofErr w:type="spellStart"/>
+      <w:r>
+        <w:rPr>
+          <w:rFonts w:ascii="Calibri Light" w:eastAsia="Cambria" w:hAnsi="Calibri Light" w:cs="Calibri Light"/>
+          <w:bCs/>
+          <w:sz w:val="18"/>
+          <w:szCs w:val="18"/>
+          <w:lang w:val="en-CA"/>
+        </w:rPr>
+        <w:t>company</w:t>
+      </w:r>
+      <w:proofErr w:type="gramEnd"/>
+      <w:r>
+        <w:rPr>
+          <w:rFonts w:ascii="Calibri Light" w:eastAsia="Cambria" w:hAnsi="Calibri Light" w:cs="Calibri Light"/>
+          <w:bCs/>
+          <w:sz w:val="18"/>
+          <w:szCs w:val="18"/>
+          <w:lang w:val="en-CA"/>
+        </w:rPr>
+        <w:t>_country</w:t>
+      </w:r>
+      <w:proofErr w:type="spellEnd"/>
+      <w:r>
+        <w:rPr>
+          <w:rFonts w:ascii="Calibri Light" w:eastAsia="Cambria" w:hAnsi="Calibri Light" w:cs="Calibri Light"/>
+          <w:bCs/>
+          <w:sz w:val="18"/>
+          <w:szCs w:val="18"/>
+          <w:lang w:val="en-CA"/>
+        </w:rPr>
+        <w:t xml:space="preserve"> }}</w:t>
+      </w:r>
       <w:r>
         <w:rPr>
           <w:rFonts w:ascii="Calibri Light" w:eastAsia="Cambria" w:hAnsi="Calibri Light" w:cs="Calibri Light"/>
@@ -113,7 +429,93 @@
           <w:szCs w:val="18"/>
           <w:lang w:val="en-CA"/>
         </w:rPr>
-        <w:t>Dear Hiring Manager,</w:t>
+        <w:br/>
+      </w:r>
+      <w:r>
+        <w:rPr>
+          <w:rFonts w:ascii="Calibri Light" w:eastAsia="Cambria" w:hAnsi="Calibri Light" w:cs="Calibri Light"/>
+          <w:bCs/>
+          <w:sz w:val="18"/>
+          <w:szCs w:val="18"/>
+          <w:lang w:val="en-CA"/>
+        </w:rPr>
+        <w:t xml:space="preserve">Dear </w:t>
+      </w:r>
+      <w:proofErr w:type="gramStart"/>
+      <w:r>
+        <w:rPr>
+          <w:rFonts w:ascii="Calibri Light" w:eastAsia="Cambria" w:hAnsi="Calibri Light" w:cs="Calibri Light"/>
+          <w:bCs/>
+          <w:sz w:val="18"/>
+          <w:szCs w:val="18"/>
+          <w:lang w:val="en-CA"/>
+        </w:rPr>
+        <w:t xml:space="preserve">{{ </w:t>
+      </w:r>
+      <w:proofErr w:type="spellStart"/>
+      <w:r>
+        <w:rPr>
+          <w:rFonts w:ascii="Calibri Light" w:eastAsia="Cambria" w:hAnsi="Calibri Light" w:cs="Calibri Light"/>
+          <w:bCs/>
+          <w:sz w:val="18"/>
+          <w:szCs w:val="18"/>
+          <w:lang w:val="en-CA"/>
+        </w:rPr>
+        <w:t>letter</w:t>
+      </w:r>
+      <w:proofErr w:type="gramEnd"/>
+      <w:r>
+        <w:rPr>
+          <w:rFonts w:ascii="Calibri Light" w:eastAsia="Cambria" w:hAnsi="Calibri Light" w:cs="Calibri Light"/>
+          <w:bCs/>
+          <w:sz w:val="18"/>
+          <w:szCs w:val="18"/>
+          <w:lang w:val="en-CA"/>
+        </w:rPr>
+        <w:t>_</w:t>
+      </w:r>
+      <w:proofErr w:type="gramStart"/>
+      <w:r>
+        <w:rPr>
+          <w:rFonts w:ascii="Calibri Light" w:eastAsia="Cambria" w:hAnsi="Calibri Light" w:cs="Calibri Light"/>
+          <w:bCs/>
+          <w:sz w:val="18"/>
+          <w:szCs w:val="18"/>
+          <w:lang w:val="en-CA"/>
+        </w:rPr>
+        <w:t>addressee</w:t>
+      </w:r>
+      <w:proofErr w:type="spellEnd"/>
+      <w:r>
+        <w:rPr>
+          <w:rFonts w:ascii="Calibri Light" w:eastAsia="Cambria" w:hAnsi="Calibri Light" w:cs="Calibri Light"/>
+          <w:bCs/>
+          <w:sz w:val="18"/>
+          <w:szCs w:val="18"/>
+          <w:lang w:val="en-CA"/>
+        </w:rPr>
+        <w:t xml:space="preserve"> }</w:t>
+      </w:r>
+      <w:proofErr w:type="gramEnd"/>
+      <w:r>
+        <w:rPr>
+          <w:rFonts w:ascii="Calibri Light" w:eastAsia="Cambria" w:hAnsi="Calibri Light" w:cs="Calibri Light"/>
+          <w:bCs/>
+          <w:sz w:val="18"/>
+          <w:szCs w:val="18"/>
+          <w:lang w:val="en-CA"/>
+        </w:rPr>
+        <w:t>}</w:t>
+      </w:r>
+      <w:r>
+        <w:rPr>
+          <w:rFonts w:ascii="Calibri Light" w:eastAsia="Cambria" w:hAnsi="Calibri Light" w:cs="Calibri Light"/>
+          <w:bCs/>
+          <w:sz w:val="18"/>
+          <w:szCs w:val="18"/>
+          <w:lang w:val="en-CA"/>
+        </w:rPr>
+        <w:t>,</w:t>
       </w:r>
     </w:p>
     <w:p>
@@ -196,15 +598,71 @@
         </w:rPr>
         <w:t xml:space="preserve">the </w:t>
       </w:r>
-      <w:r>
-        <w:rPr>
-          <w:rFonts w:ascii="Calibri Light" w:eastAsia="Cambria" w:hAnsi="Calibri Light" w:cs="Calibri Light"/>
-          <w:bCs/>
-          <w:sz w:val="18"/>
-          <w:szCs w:val="18"/>
-          <w:lang w:val="en-CA"/>
-        </w:rPr>
-        <w:t>{{ position_name }}</w:t>
+      <w:proofErr w:type="gramStart"/>
+      <w:r>
+        <w:rPr>
+          <w:rFonts w:ascii="Calibri Light" w:eastAsia="Cambria" w:hAnsi="Calibri Light" w:cs="Calibri Light"/>
+          <w:bCs/>
+          <w:sz w:val="18"/>
+          <w:szCs w:val="18"/>
+          <w:lang w:val="en-CA"/>
+        </w:rPr>
+        <w:t xml:space="preserve">{{ </w:t>
+      </w:r>
+      <w:proofErr w:type="spellStart"/>
+      <w:r>
+        <w:rPr>
+          <w:rFonts w:ascii="Calibri Light" w:eastAsia="Cambria" w:hAnsi="Calibri Light" w:cs="Calibri Light"/>
+          <w:bCs/>
+          <w:sz w:val="18"/>
+          <w:szCs w:val="18"/>
+          <w:lang w:val="en-CA"/>
+        </w:rPr>
+        <w:t>position</w:t>
+      </w:r>
+      <w:proofErr w:type="gramEnd"/>
+      <w:r>
+        <w:rPr>
+          <w:rFonts w:ascii="Calibri Light" w:eastAsia="Cambria" w:hAnsi="Calibri Light" w:cs="Calibri Light"/>
+          <w:bCs/>
+          <w:sz w:val="18"/>
+          <w:szCs w:val="18"/>
+          <w:lang w:val="en-CA"/>
+        </w:rPr>
+        <w:t>_</w:t>
+      </w:r>
+      <w:proofErr w:type="gramStart"/>
+      <w:r>
+        <w:rPr>
+          <w:rFonts w:ascii="Calibri Light" w:eastAsia="Cambria" w:hAnsi="Calibri Light" w:cs="Calibri Light"/>
+          <w:bCs/>
+          <w:sz w:val="18"/>
+          <w:szCs w:val="18"/>
+          <w:lang w:val="en-CA"/>
+        </w:rPr>
+        <w:t>name</w:t>
+      </w:r>
+      <w:proofErr w:type="spellEnd"/>
+      <w:r>
+        <w:rPr>
+          <w:rFonts w:ascii="Calibri Light" w:eastAsia="Cambria" w:hAnsi="Calibri Light" w:cs="Calibri Light"/>
+          <w:bCs/>
+          <w:sz w:val="18"/>
+          <w:szCs w:val="18"/>
+          <w:lang w:val="en-CA"/>
+        </w:rPr>
+        <w:t xml:space="preserve"> }</w:t>
+      </w:r>
+      <w:proofErr w:type="gramEnd"/>
+      <w:r>
+        <w:rPr>
+          <w:rFonts w:ascii="Calibri Light" w:eastAsia="Cambria" w:hAnsi="Calibri Light" w:cs="Calibri Light"/>
+          <w:bCs/>
+          <w:sz w:val="18"/>
+          <w:szCs w:val="18"/>
+          <w:lang w:val="en-CA"/>
+        </w:rPr>
+        <w:t>}</w:t>
       </w:r>
       <w:r>
         <w:rPr>
@@ -216,15 +674,71 @@
         </w:rPr>
         <w:t xml:space="preserve"> with the </w:t>
       </w:r>
-      <w:r>
-        <w:rPr>
-          <w:rFonts w:ascii="Calibri Light" w:eastAsia="Cambria" w:hAnsi="Calibri Light" w:cs="Calibri Light"/>
-          <w:bCs/>
-          <w:sz w:val="18"/>
-          <w:szCs w:val="18"/>
-          <w:lang w:val="en-CA"/>
-        </w:rPr>
-        <w:t>{{ company_name }}</w:t>
+      <w:proofErr w:type="gramStart"/>
+      <w:r>
+        <w:rPr>
+          <w:rFonts w:ascii="Calibri Light" w:eastAsia="Cambria" w:hAnsi="Calibri Light" w:cs="Calibri Light"/>
+          <w:bCs/>
+          <w:sz w:val="18"/>
+          <w:szCs w:val="18"/>
+          <w:lang w:val="en-CA"/>
+        </w:rPr>
+        <w:t xml:space="preserve">{{ </w:t>
+      </w:r>
+      <w:proofErr w:type="spellStart"/>
+      <w:r>
+        <w:rPr>
+          <w:rFonts w:ascii="Calibri Light" w:eastAsia="Cambria" w:hAnsi="Calibri Light" w:cs="Calibri Light"/>
+          <w:bCs/>
+          <w:sz w:val="18"/>
+          <w:szCs w:val="18"/>
+          <w:lang w:val="en-CA"/>
+        </w:rPr>
+        <w:t>company</w:t>
+      </w:r>
+      <w:proofErr w:type="gramEnd"/>
+      <w:r>
+        <w:rPr>
+          <w:rFonts w:ascii="Calibri Light" w:eastAsia="Cambria" w:hAnsi="Calibri Light" w:cs="Calibri Light"/>
+          <w:bCs/>
+          <w:sz w:val="18"/>
+          <w:szCs w:val="18"/>
+          <w:lang w:val="en-CA"/>
+        </w:rPr>
+        <w:t>_</w:t>
+      </w:r>
+      <w:proofErr w:type="gramStart"/>
+      <w:r>
+        <w:rPr>
+          <w:rFonts w:ascii="Calibri Light" w:eastAsia="Cambria" w:hAnsi="Calibri Light" w:cs="Calibri Light"/>
+          <w:bCs/>
+          <w:sz w:val="18"/>
+          <w:szCs w:val="18"/>
+          <w:lang w:val="en-CA"/>
+        </w:rPr>
+        <w:t>name</w:t>
+      </w:r>
+      <w:proofErr w:type="spellEnd"/>
+      <w:r>
+        <w:rPr>
+          <w:rFonts w:ascii="Calibri Light" w:eastAsia="Cambria" w:hAnsi="Calibri Light" w:cs="Calibri Light"/>
+          <w:bCs/>
+          <w:sz w:val="18"/>
+          <w:szCs w:val="18"/>
+          <w:lang w:val="en-CA"/>
+        </w:rPr>
+        <w:t xml:space="preserve"> }</w:t>
+      </w:r>
+      <w:proofErr w:type="gramEnd"/>
+      <w:r>
+        <w:rPr>
+          <w:rFonts w:ascii="Calibri Light" w:eastAsia="Cambria" w:hAnsi="Calibri Light" w:cs="Calibri Light"/>
+          <w:bCs/>
+          <w:sz w:val="18"/>
+          <w:szCs w:val="18"/>
+          <w:lang w:val="en-CA"/>
+        </w:rPr>
+        <w:t>}</w:t>
       </w:r>
       <w:r>
         <w:rPr>
@@ -326,15 +840,71 @@
         </w:rPr>
         <w:t xml:space="preserve">the </w:t>
       </w:r>
-      <w:r>
-        <w:rPr>
-          <w:rFonts w:ascii="Calibri Light" w:eastAsia="Cambria" w:hAnsi="Calibri Light" w:cs="Calibri Light"/>
-          <w:bCs/>
-          <w:sz w:val="18"/>
-          <w:szCs w:val="18"/>
-          <w:lang w:val="en-CA"/>
-        </w:rPr>
-        <w:t>{{ company_name }}</w:t>
+      <w:proofErr w:type="gramStart"/>
+      <w:r>
+        <w:rPr>
+          <w:rFonts w:ascii="Calibri Light" w:eastAsia="Cambria" w:hAnsi="Calibri Light" w:cs="Calibri Light"/>
+          <w:bCs/>
+          <w:sz w:val="18"/>
+          <w:szCs w:val="18"/>
+          <w:lang w:val="en-CA"/>
+        </w:rPr>
+        <w:t xml:space="preserve">{{ </w:t>
+      </w:r>
+      <w:proofErr w:type="spellStart"/>
+      <w:r>
+        <w:rPr>
+          <w:rFonts w:ascii="Calibri Light" w:eastAsia="Cambria" w:hAnsi="Calibri Light" w:cs="Calibri Light"/>
+          <w:bCs/>
+          <w:sz w:val="18"/>
+          <w:szCs w:val="18"/>
+          <w:lang w:val="en-CA"/>
+        </w:rPr>
+        <w:t>company</w:t>
+      </w:r>
+      <w:proofErr w:type="gramEnd"/>
+      <w:r>
+        <w:rPr>
+          <w:rFonts w:ascii="Calibri Light" w:eastAsia="Cambria" w:hAnsi="Calibri Light" w:cs="Calibri Light"/>
+          <w:bCs/>
+          <w:sz w:val="18"/>
+          <w:szCs w:val="18"/>
+          <w:lang w:val="en-CA"/>
+        </w:rPr>
+        <w:t>_</w:t>
+      </w:r>
+      <w:proofErr w:type="gramStart"/>
+      <w:r>
+        <w:rPr>
+          <w:rFonts w:ascii="Calibri Light" w:eastAsia="Cambria" w:hAnsi="Calibri Light" w:cs="Calibri Light"/>
+          <w:bCs/>
+          <w:sz w:val="18"/>
+          <w:szCs w:val="18"/>
+          <w:lang w:val="en-CA"/>
+        </w:rPr>
+        <w:t>name</w:t>
+      </w:r>
+      <w:proofErr w:type="spellEnd"/>
+      <w:r>
+        <w:rPr>
+          <w:rFonts w:ascii="Calibri Light" w:eastAsia="Cambria" w:hAnsi="Calibri Light" w:cs="Calibri Light"/>
+          <w:bCs/>
+          <w:sz w:val="18"/>
+          <w:szCs w:val="18"/>
+          <w:lang w:val="en-CA"/>
+        </w:rPr>
+        <w:t xml:space="preserve"> }</w:t>
+      </w:r>
+      <w:proofErr w:type="gramEnd"/>
+      <w:r>
+        <w:rPr>
+          <w:rFonts w:ascii="Calibri Light" w:eastAsia="Cambria" w:hAnsi="Calibri Light" w:cs="Calibri Light"/>
+          <w:bCs/>
+          <w:sz w:val="18"/>
+          <w:szCs w:val="18"/>
+          <w:lang w:val="en-CA"/>
+        </w:rPr>
+        <w:t>}</w:t>
       </w:r>
       <w:r>
         <w:rPr>
@@ -356,15 +926,71 @@
         </w:rPr>
         <w:t xml:space="preserve"> which </w:t>
       </w:r>
-      <w:r>
-        <w:rPr>
-          <w:rFonts w:ascii="Calibri Light" w:eastAsia="Cambria" w:hAnsi="Calibri Light" w:cs="Calibri Light"/>
-          <w:bCs/>
-          <w:sz w:val="18"/>
-          <w:szCs w:val="18"/>
-          <w:lang w:val="en-CA"/>
-        </w:rPr>
-        <w:t>{{ mission_statement }}</w:t>
+      <w:proofErr w:type="gramStart"/>
+      <w:r>
+        <w:rPr>
+          <w:rFonts w:ascii="Calibri Light" w:eastAsia="Cambria" w:hAnsi="Calibri Light" w:cs="Calibri Light"/>
+          <w:bCs/>
+          <w:sz w:val="18"/>
+          <w:szCs w:val="18"/>
+          <w:lang w:val="en-CA"/>
+        </w:rPr>
+        <w:t xml:space="preserve">{{ </w:t>
+      </w:r>
+      <w:proofErr w:type="spellStart"/>
+      <w:r>
+        <w:rPr>
+          <w:rFonts w:ascii="Calibri Light" w:eastAsia="Cambria" w:hAnsi="Calibri Light" w:cs="Calibri Light"/>
+          <w:bCs/>
+          <w:sz w:val="18"/>
+          <w:szCs w:val="18"/>
+          <w:lang w:val="en-CA"/>
+        </w:rPr>
+        <w:t>mission</w:t>
+      </w:r>
+      <w:proofErr w:type="gramEnd"/>
+      <w:r>
+        <w:rPr>
+          <w:rFonts w:ascii="Calibri Light" w:eastAsia="Cambria" w:hAnsi="Calibri Light" w:cs="Calibri Light"/>
+          <w:bCs/>
+          <w:sz w:val="18"/>
+          <w:szCs w:val="18"/>
+          <w:lang w:val="en-CA"/>
+        </w:rPr>
+        <w:t>_</w:t>
+      </w:r>
+      <w:proofErr w:type="gramStart"/>
+      <w:r>
+        <w:rPr>
+          <w:rFonts w:ascii="Calibri Light" w:eastAsia="Cambria" w:hAnsi="Calibri Light" w:cs="Calibri Light"/>
+          <w:bCs/>
+          <w:sz w:val="18"/>
+          <w:szCs w:val="18"/>
+          <w:lang w:val="en-CA"/>
+        </w:rPr>
+        <w:t>statement</w:t>
+      </w:r>
+      <w:proofErr w:type="spellEnd"/>
+      <w:r>
+        <w:rPr>
+          <w:rFonts w:ascii="Calibri Light" w:eastAsia="Cambria" w:hAnsi="Calibri Light" w:cs="Calibri Light"/>
+          <w:bCs/>
+          <w:sz w:val="18"/>
+          <w:szCs w:val="18"/>
+          <w:lang w:val="en-CA"/>
+        </w:rPr>
+        <w:t xml:space="preserve"> }</w:t>
+      </w:r>
+      <w:proofErr w:type="gramEnd"/>
+      <w:r>
+        <w:rPr>
+          <w:rFonts w:ascii="Calibri Light" w:eastAsia="Cambria" w:hAnsi="Calibri Light" w:cs="Calibri Light"/>
+          <w:bCs/>
+          <w:sz w:val="18"/>
+          <w:szCs w:val="18"/>
+          <w:lang w:val="en-CA"/>
+        </w:rPr>
+        <w:t>}</w:t>
       </w:r>
       <w:r>
         <w:rPr>
@@ -446,15 +1072,71 @@
         </w:rPr>
         <w:t xml:space="preserve">the </w:t>
       </w:r>
-      <w:r>
-        <w:rPr>
-          <w:rFonts w:ascii="Calibri Light" w:eastAsia="Cambria" w:hAnsi="Calibri Light" w:cs="Calibri Light"/>
-          <w:bCs/>
-          <w:sz w:val="18"/>
-          <w:szCs w:val="18"/>
-          <w:lang w:val="en-CA"/>
-        </w:rPr>
-        <w:t>{{ company_name }}</w:t>
+      <w:proofErr w:type="gramStart"/>
+      <w:r>
+        <w:rPr>
+          <w:rFonts w:ascii="Calibri Light" w:eastAsia="Cambria" w:hAnsi="Calibri Light" w:cs="Calibri Light"/>
+          <w:bCs/>
+          <w:sz w:val="18"/>
+          <w:szCs w:val="18"/>
+          <w:lang w:val="en-CA"/>
+        </w:rPr>
+        <w:t xml:space="preserve">{{ </w:t>
+      </w:r>
+      <w:proofErr w:type="spellStart"/>
+      <w:r>
+        <w:rPr>
+          <w:rFonts w:ascii="Calibri Light" w:eastAsia="Cambria" w:hAnsi="Calibri Light" w:cs="Calibri Light"/>
+          <w:bCs/>
+          <w:sz w:val="18"/>
+          <w:szCs w:val="18"/>
+          <w:lang w:val="en-CA"/>
+        </w:rPr>
+        <w:t>company</w:t>
+      </w:r>
+      <w:proofErr w:type="gramEnd"/>
+      <w:r>
+        <w:rPr>
+          <w:rFonts w:ascii="Calibri Light" w:eastAsia="Cambria" w:hAnsi="Calibri Light" w:cs="Calibri Light"/>
+          <w:bCs/>
+          <w:sz w:val="18"/>
+          <w:szCs w:val="18"/>
+          <w:lang w:val="en-CA"/>
+        </w:rPr>
+        <w:t>_</w:t>
+      </w:r>
+      <w:proofErr w:type="gramStart"/>
+      <w:r>
+        <w:rPr>
+          <w:rFonts w:ascii="Calibri Light" w:eastAsia="Cambria" w:hAnsi="Calibri Light" w:cs="Calibri Light"/>
+          <w:bCs/>
+          <w:sz w:val="18"/>
+          <w:szCs w:val="18"/>
+          <w:lang w:val="en-CA"/>
+        </w:rPr>
+        <w:t>name</w:t>
+      </w:r>
+      <w:proofErr w:type="spellEnd"/>
+      <w:r>
+        <w:rPr>
+          <w:rFonts w:ascii="Calibri Light" w:eastAsia="Cambria" w:hAnsi="Calibri Light" w:cs="Calibri Light"/>
+          <w:bCs/>
+          <w:sz w:val="18"/>
+          <w:szCs w:val="18"/>
+          <w:lang w:val="en-CA"/>
+        </w:rPr>
+        <w:t xml:space="preserve"> }</w:t>
+      </w:r>
+      <w:proofErr w:type="gramEnd"/>
+      <w:r>
+        <w:rPr>
+          <w:rFonts w:ascii="Calibri Light" w:eastAsia="Cambria" w:hAnsi="Calibri Light" w:cs="Calibri Light"/>
+          <w:bCs/>
+          <w:sz w:val="18"/>
+          <w:szCs w:val="18"/>
+          <w:lang w:val="en-CA"/>
+        </w:rPr>
+        <w:t>}</w:t>
       </w:r>
       <w:r>
         <w:rPr>
@@ -521,7 +1203,43 @@
           <w:sz w:val="18"/>
           <w:szCs w:val="18"/>
         </w:rPr>
-        <w:t>For example, through the Google Data Analytics Certificate program, I learnt the foundations of exploratory data analysis, including fundamentals of manipulating data in Excel and SQL through BigQuery, and was introduced to visualization platforms such as Tableau and Power BI. I further expanded my analytical skills through my enrollment in an introductory data science course through my curriculum, where I used R and Jupyter Notebooks to read, transform and clean a dataset of over 1, 500 records for the Pacific Laboratory for Artificial Intelligence. Here, I visualized the data and supported the development of a K-NN regression predictive model to uncover trends from the data, reinforcing my understanding of predictive analytics</w:t>
+        <w:t xml:space="preserve">For example, through the Google Data Analytics Certificate program, I learnt the foundations of exploratory data analysis, including fundamentals of manipulating data in Excel and SQL through </w:t>
+      </w:r>
+      <w:proofErr w:type="spellStart"/>
+      <w:r>
+        <w:rPr>
+          <w:rFonts w:ascii="Calibri Light" w:hAnsi="Calibri Light" w:cs="Calibri Light"/>
+          <w:sz w:val="18"/>
+          <w:szCs w:val="18"/>
+        </w:rPr>
+        <w:t>BigQuery</w:t>
+      </w:r>
+      <w:proofErr w:type="spellEnd"/>
+      <w:r>
+        <w:rPr>
+          <w:rFonts w:ascii="Calibri Light" w:hAnsi="Calibri Light" w:cs="Calibri Light"/>
+          <w:sz w:val="18"/>
+          <w:szCs w:val="18"/>
+        </w:rPr>
+        <w:t xml:space="preserve">, and was introduced to visualization platforms such as Tableau and Power BI. I further expanded my analytical skills through my enrollment in an introductory data science course through my curriculum, where I used R and </w:t>
+      </w:r>
+      <w:proofErr w:type="spellStart"/>
+      <w:r>
+        <w:rPr>
+          <w:rFonts w:ascii="Calibri Light" w:hAnsi="Calibri Light" w:cs="Calibri Light"/>
+          <w:sz w:val="18"/>
+          <w:szCs w:val="18"/>
+        </w:rPr>
+        <w:t>Jupyter</w:t>
+      </w:r>
+      <w:proofErr w:type="spellEnd"/>
+      <w:r>
+        <w:rPr>
+          <w:rFonts w:ascii="Calibri Light" w:hAnsi="Calibri Light" w:cs="Calibri Light"/>
+          <w:sz w:val="18"/>
+          <w:szCs w:val="18"/>
+        </w:rPr>
+        <w:t xml:space="preserve"> Notebooks to read, transform and clean a dataset of over 1, 500 records for the Pacific Laboratory for Artificial Intelligence. Here, I visualized the data and supported the development of a K-NN regression predictive model to uncover trends from the data, reinforcing my understanding of predictive analytics</w:t>
       </w:r>
       <w:r>
         <w:rPr>
@@ -537,7 +1255,79 @@
           <w:sz w:val="18"/>
           <w:szCs w:val="18"/>
         </w:rPr>
-        <w:t>. Outside of the classroom, I have also worked in small Agile-style teams using Git and GitHub for version control during hackathons, successfully engineering backend systems with MongoDB and Express.js, and also swiftly learnt how to integrate the Groq LLM API for immediate response rendering – the latter experience was my first foray into implementing A.I. technologies into my projects, and had sparked my personal interest in A.I. usage and backend-to-frontend coordination. Academically, I also developed DailySips, a Java-based beverage tracker that aims to improve user self-awareness over their daily caloric, caffeine and sugar consumption for beverages. Here, I built my applications’ user interface entirely through Java Swing, learnt how to implement JSON-based data persistence, writing rigorous JUnit tests to validate my application’s behaviour and improve code robustness. This not only sharpened my technical and analytical skills, but highlighted the importance of detail-oriented thinking, and structured problem-solving — all of which are key skills that are required in applying software and data tools to real-world problems</w:t>
+        <w:t xml:space="preserve">. Outside of the classroom, I have also worked in small Agile-style teams using Git and GitHub for version control during hackathons, successfully engineering backend systems with MongoDB and Express.js, and also swiftly learnt how to integrate the </w:t>
+      </w:r>
+      <w:proofErr w:type="spellStart"/>
+      <w:r>
+        <w:rPr>
+          <w:rFonts w:ascii="Calibri Light" w:hAnsi="Calibri Light" w:cs="Calibri Light"/>
+          <w:sz w:val="18"/>
+          <w:szCs w:val="18"/>
+        </w:rPr>
+        <w:t>Groq</w:t>
+      </w:r>
+      <w:proofErr w:type="spellEnd"/>
+      <w:r>
+        <w:rPr>
+          <w:rFonts w:ascii="Calibri Light" w:hAnsi="Calibri Light" w:cs="Calibri Light"/>
+          <w:sz w:val="18"/>
+          <w:szCs w:val="18"/>
+        </w:rPr>
+        <w:t xml:space="preserve"> LLM API for immediate response rendering – the latter experience was my first foray into implementing A.I. technologies into my projects, and had sparked my personal interest in A.I. usage and backend-to-frontend coordination. Academically, I also developed </w:t>
+      </w:r>
+      <w:proofErr w:type="spellStart"/>
+      <w:r>
+        <w:rPr>
+          <w:rFonts w:ascii="Calibri Light" w:hAnsi="Calibri Light" w:cs="Calibri Light"/>
+          <w:sz w:val="18"/>
+          <w:szCs w:val="18"/>
+        </w:rPr>
+        <w:t>DailySips</w:t>
+      </w:r>
+      <w:proofErr w:type="spellEnd"/>
+      <w:r>
+        <w:rPr>
+          <w:rFonts w:ascii="Calibri Light" w:hAnsi="Calibri Light" w:cs="Calibri Light"/>
+          <w:sz w:val="18"/>
+          <w:szCs w:val="18"/>
+        </w:rPr>
+        <w:t>, a Java-based beverage tracker that aims to improve user self-awareness over their daily caloric, caffeine and sugar consumption for beverages. Here, I built my applications</w:t>
+      </w:r>
+      <w:proofErr w:type="gramStart"/>
+      <w:r>
+        <w:rPr>
+          <w:rFonts w:ascii="Calibri Light" w:hAnsi="Calibri Light" w:cs="Calibri Light"/>
+          <w:sz w:val="18"/>
+          <w:szCs w:val="18"/>
+        </w:rPr>
+        <w:t>’ user</w:t>
+      </w:r>
+      <w:proofErr w:type="gramEnd"/>
+      <w:r>
+        <w:rPr>
+          <w:rFonts w:ascii="Calibri Light" w:hAnsi="Calibri Light" w:cs="Calibri Light"/>
+          <w:sz w:val="18"/>
+          <w:szCs w:val="18"/>
+        </w:rPr>
+        <w:t xml:space="preserve"> interface entirely through Java Swing, learnt how to implement JSON-based data persistence, writing rigorous JUnit tests to validate my application’s </w:t>
+      </w:r>
+      <w:proofErr w:type="spellStart"/>
+      <w:r>
+        <w:rPr>
+          <w:rFonts w:ascii="Calibri Light" w:hAnsi="Calibri Light" w:cs="Calibri Light"/>
+          <w:sz w:val="18"/>
+          <w:szCs w:val="18"/>
+        </w:rPr>
+        <w:t>behaviour</w:t>
+      </w:r>
+      <w:proofErr w:type="spellEnd"/>
+      <w:r>
+        <w:rPr>
+          <w:rFonts w:ascii="Calibri Light" w:hAnsi="Calibri Light" w:cs="Calibri Light"/>
+          <w:sz w:val="18"/>
+          <w:szCs w:val="18"/>
+        </w:rPr>
+        <w:t xml:space="preserve"> and improve code robustness. This not only sharpened my technical and analytical skills, but highlighted the importance of detail-oriented thinking, and structured problem-solving — all of which are key skills that are required in applying software and data tools to real-world problems</w:t>
       </w:r>
     </w:p>
     <w:p>
@@ -564,7 +1354,43 @@
           <w:sz w:val="18"/>
           <w:szCs w:val="18"/>
         </w:rPr>
-        <w:t xml:space="preserve"> Prior to pursuing software development, I worked for nearly three years as a clinical genetics technologist, where I gained valuable experience with the Genome Diagnostics team at the Provincial Health Services Authority. In this high-stakes, detail-driven environment, I supported end-to-end diagnostic workflows – from accessioning biohazardous patient specimens to interpreting results, I brought a passionate work ethic to every task involved. I routinely worked with our laboratory information systems for reporting results – SHIRE and SunQuest – and collaborated in a cross-functional team consisting of researchers, clinicians and technologists to ensure test results were delivered under established turnaround times. This required meticulous attention to detail and a high commitment to quality and accuracy. Just as importantly, I also took on mentorship responsibilities, training incoming junior technologists and practicum students, helping to foster a collaborative, growth-oriented learning environment: an experience that required clear communication, empathy and patience. My role at PHSA highlights many necessary soft skills, including the ability to learn quickly, adaptability to various responsibilities, and the ability to effectively communicate complex concepts in a concise manner. This role instilled in me a strong sense of responsibility, which are all traits that now carry over into how I approach coding, testing and team-based projects.</w:t>
+        <w:t xml:space="preserve"> Prior to pursuing software development, I worked for nearly three years as a clinical </w:t>
+      </w:r>
+      <w:proofErr w:type="gramStart"/>
+      <w:r>
+        <w:rPr>
+          <w:rFonts w:ascii="Calibri Light" w:hAnsi="Calibri Light" w:cs="Calibri Light"/>
+          <w:sz w:val="18"/>
+          <w:szCs w:val="18"/>
+        </w:rPr>
+        <w:t>genetics</w:t>
+      </w:r>
+      <w:proofErr w:type="gramEnd"/>
+      <w:r>
+        <w:rPr>
+          <w:rFonts w:ascii="Calibri Light" w:hAnsi="Calibri Light" w:cs="Calibri Light"/>
+          <w:sz w:val="18"/>
+          <w:szCs w:val="18"/>
+        </w:rPr>
+        <w:t xml:space="preserve"> technologist, where I gained valuable experience with the Genome Diagnostics team at the Provincial Health Services Authority. In this high-stakes, detail-driven environment, I supported end-to-end diagnostic workflows – from accessioning biohazardous patient specimens to interpreting results, I brought a passionate work ethic to every task involved. I routinely worked with our laboratory information systems for reporting results – SHIRE and </w:t>
+      </w:r>
+      <w:proofErr w:type="spellStart"/>
+      <w:r>
+        <w:rPr>
+          <w:rFonts w:ascii="Calibri Light" w:hAnsi="Calibri Light" w:cs="Calibri Light"/>
+          <w:sz w:val="18"/>
+          <w:szCs w:val="18"/>
+        </w:rPr>
+        <w:t>SunQuest</w:t>
+      </w:r>
+      <w:proofErr w:type="spellEnd"/>
+      <w:r>
+        <w:rPr>
+          <w:rFonts w:ascii="Calibri Light" w:hAnsi="Calibri Light" w:cs="Calibri Light"/>
+          <w:sz w:val="18"/>
+          <w:szCs w:val="18"/>
+        </w:rPr>
+        <w:t xml:space="preserve"> – and collaborated in a cross-functional team consisting of researchers, clinicians and technologists to ensure test results were delivered under established turnaround times. This required meticulous attention to detail and a high commitment to quality and accuracy. Just as importantly, I also took on mentorship responsibilities, training incoming junior technologists and practicum students, helping to foster a collaborative, growth-oriented learning environment: an experience that required clear communication, empathy and patience. My role at PHSA highlights many necessary soft skills, including the ability to learn quickly, adaptability to various responsibilities, and the ability to effectively communicate complex concepts in a concise manner. This role instilled in me a strong sense of responsibility, which are all traits that now carry over into how I approach coding, testing and team-based projects.</w:t>
       </w:r>
     </w:p>
     <w:p>
@@ -623,14 +1449,52 @@
         </w:rPr>
         <w:t xml:space="preserve">the </w:t>
       </w:r>
-      <w:r>
-        <w:rPr>
-          <w:rFonts w:ascii="Calibri Light" w:hAnsi="Calibri Light" w:cs="Calibri Light"/>
-          <w:sz w:val="18"/>
-          <w:szCs w:val="18"/>
-        </w:rPr>
-        <w:t>{{ company_name }}s</w:t>
-      </w:r>
+      <w:proofErr w:type="gramStart"/>
+      <w:r>
+        <w:rPr>
+          <w:rFonts w:ascii="Calibri Light" w:hAnsi="Calibri Light" w:cs="Calibri Light"/>
+          <w:sz w:val="18"/>
+          <w:szCs w:val="18"/>
+        </w:rPr>
+        <w:t xml:space="preserve">{{ </w:t>
+      </w:r>
+      <w:proofErr w:type="spellStart"/>
+      <w:r>
+        <w:rPr>
+          <w:rFonts w:ascii="Calibri Light" w:hAnsi="Calibri Light" w:cs="Calibri Light"/>
+          <w:sz w:val="18"/>
+          <w:szCs w:val="18"/>
+        </w:rPr>
+        <w:t>company</w:t>
+      </w:r>
+      <w:proofErr w:type="gramEnd"/>
+      <w:r>
+        <w:rPr>
+          <w:rFonts w:ascii="Calibri Light" w:hAnsi="Calibri Light" w:cs="Calibri Light"/>
+          <w:sz w:val="18"/>
+          <w:szCs w:val="18"/>
+        </w:rPr>
+        <w:t>_</w:t>
+      </w:r>
+      <w:proofErr w:type="gramStart"/>
+      <w:r>
+        <w:rPr>
+          <w:rFonts w:ascii="Calibri Light" w:hAnsi="Calibri Light" w:cs="Calibri Light"/>
+          <w:sz w:val="18"/>
+          <w:szCs w:val="18"/>
+        </w:rPr>
+        <w:t>name</w:t>
+      </w:r>
+      <w:proofErr w:type="spellEnd"/>
+      <w:r>
+        <w:rPr>
+          <w:rFonts w:ascii="Calibri Light" w:hAnsi="Calibri Light" w:cs="Calibri Light"/>
+          <w:sz w:val="18"/>
+          <w:szCs w:val="18"/>
+        </w:rPr>
+        <w:t xml:space="preserve"> }}s</w:t>
+      </w:r>
+      <w:proofErr w:type="gramEnd"/>
       <w:r>
         <w:rPr>
           <w:rFonts w:ascii="Calibri Light" w:hAnsi="Calibri Light" w:cs="Calibri Light"/>
@@ -639,6 +1503,7 @@
         </w:rPr>
         <w:t xml:space="preserve">’ </w:t>
       </w:r>
+      <w:proofErr w:type="gramStart"/>
       <w:r>
         <w:rPr>
           <w:rFonts w:ascii="Calibri Light" w:hAnsi="Calibri Light" w:cs="Calibri Light"/>
@@ -653,7 +1518,16 @@
           <w:sz w:val="18"/>
           <w:szCs w:val="18"/>
         </w:rPr>
-        <w:t xml:space="preserve">and am motivated to help create real-world impact with your organization. </w:t>
+        <w:t>and</w:t>
+      </w:r>
+      <w:proofErr w:type="gramEnd"/>
+      <w:r>
+        <w:rPr>
+          <w:rFonts w:ascii="Calibri Light" w:hAnsi="Calibri Light" w:cs="Calibri Light"/>
+          <w:sz w:val="18"/>
+          <w:szCs w:val="18"/>
+        </w:rPr>
+        <w:t xml:space="preserve"> am motivated to help create real-world impact with your organization. </w:t>
       </w:r>
       <w:r>
         <w:rPr>

--- a/DataScience_CoverLetterTemplate.docx
+++ b/DataScience_CoverLetterTemplate.docx
@@ -21,27 +21,15 @@
           <w:lang w:val="en-CA"/>
         </w:rPr>
       </w:pPr>
-      <w:proofErr w:type="gramStart"/>
-      <w:r>
-        <w:rPr>
-          <w:rFonts w:ascii="Calibri Light" w:eastAsia="Cambria" w:hAnsi="Calibri Light" w:cs="Calibri Light"/>
-          <w:bCs/>
-          <w:sz w:val="18"/>
-          <w:szCs w:val="18"/>
-          <w:lang w:val="en-CA"/>
-        </w:rPr>
-        <w:t>{{ t</w:t>
-      </w:r>
-      <w:proofErr w:type="gramEnd"/>
-      <w:r>
-        <w:rPr>
-          <w:rFonts w:ascii="Calibri Light" w:eastAsia="Cambria" w:hAnsi="Calibri Light" w:cs="Calibri Light"/>
-          <w:bCs/>
-          <w:sz w:val="18"/>
-          <w:szCs w:val="18"/>
-          <w:lang w:val="en-CA"/>
-        </w:rPr>
-        <w:t xml:space="preserve"> }} </w:t>
+      <w:r>
+        <w:rPr>
+          <w:rFonts w:ascii="Calibri Light" w:eastAsia="Cambria" w:hAnsi="Calibri Light" w:cs="Calibri Light"/>
+          <w:bCs/>
+          <w:sz w:val="18"/>
+          <w:szCs w:val="18"/>
+          <w:lang w:val="en-CA"/>
+        </w:rPr>
+        <w:t>{{ todays_date }}</w:t>
       </w:r>
       <w:r>
         <w:rPr>
@@ -62,50 +50,7 @@
           <w:lang w:val="en-CA"/>
         </w:rPr>
         <w:br/>
-      </w:r>
-      <w:proofErr w:type="gramStart"/>
-      <w:r>
-        <w:rPr>
-          <w:rFonts w:ascii="Calibri Light" w:eastAsia="Cambria" w:hAnsi="Calibri Light" w:cs="Calibri Light"/>
-          <w:bCs/>
-          <w:sz w:val="18"/>
-          <w:szCs w:val="18"/>
-          <w:lang w:val="en-CA"/>
-        </w:rPr>
-        <w:t xml:space="preserve">{{ </w:t>
-      </w:r>
-      <w:proofErr w:type="spellStart"/>
-      <w:r>
-        <w:rPr>
-          <w:rFonts w:ascii="Calibri Light" w:eastAsia="Cambria" w:hAnsi="Calibri Light" w:cs="Calibri Light"/>
-          <w:bCs/>
-          <w:sz w:val="18"/>
-          <w:szCs w:val="18"/>
-          <w:lang w:val="en-CA"/>
-        </w:rPr>
-        <w:t>company</w:t>
-      </w:r>
-      <w:proofErr w:type="gramEnd"/>
-      <w:r>
-        <w:rPr>
-          <w:rFonts w:ascii="Calibri Light" w:eastAsia="Cambria" w:hAnsi="Calibri Light" w:cs="Calibri Light"/>
-          <w:bCs/>
-          <w:sz w:val="18"/>
-          <w:szCs w:val="18"/>
-          <w:lang w:val="en-CA"/>
-        </w:rPr>
-        <w:t>_name</w:t>
-      </w:r>
-      <w:proofErr w:type="spellEnd"/>
-      <w:r>
-        <w:rPr>
-          <w:rFonts w:ascii="Calibri Light" w:eastAsia="Cambria" w:hAnsi="Calibri Light" w:cs="Calibri Light"/>
-          <w:bCs/>
-          <w:sz w:val="18"/>
-          <w:szCs w:val="18"/>
-          <w:lang w:val="en-CA"/>
-        </w:rPr>
-        <w:t xml:space="preserve"> }}</w:t>
+        <w:t>{{ company_name }}</w:t>
       </w:r>
       <w:r>
         <w:rPr>
@@ -116,72 +61,7 @@
           <w:lang w:val="en-CA"/>
         </w:rPr>
         <w:br/>
-      </w:r>
-      <w:proofErr w:type="gramStart"/>
-      <w:r>
-        <w:rPr>
-          <w:rFonts w:ascii="Calibri Light" w:eastAsia="Cambria" w:hAnsi="Calibri Light" w:cs="Calibri Light"/>
-          <w:bCs/>
-          <w:sz w:val="18"/>
-          <w:szCs w:val="18"/>
-          <w:lang w:val="en-CA"/>
-        </w:rPr>
-        <w:t xml:space="preserve">{{ </w:t>
-      </w:r>
-      <w:proofErr w:type="spellStart"/>
-      <w:r>
-        <w:rPr>
-          <w:rFonts w:ascii="Calibri Light" w:eastAsia="Cambria" w:hAnsi="Calibri Light" w:cs="Calibri Light"/>
-          <w:bCs/>
-          <w:sz w:val="18"/>
-          <w:szCs w:val="18"/>
-          <w:lang w:val="en-CA"/>
-        </w:rPr>
-        <w:t>company</w:t>
-      </w:r>
-      <w:proofErr w:type="gramEnd"/>
-      <w:r>
-        <w:rPr>
-          <w:rFonts w:ascii="Calibri Light" w:eastAsia="Cambria" w:hAnsi="Calibri Light" w:cs="Calibri Light"/>
-          <w:bCs/>
-          <w:sz w:val="18"/>
-          <w:szCs w:val="18"/>
-          <w:lang w:val="en-CA"/>
-        </w:rPr>
-        <w:t>_</w:t>
-      </w:r>
-      <w:proofErr w:type="gramStart"/>
-      <w:r>
-        <w:rPr>
-          <w:rFonts w:ascii="Calibri Light" w:eastAsia="Cambria" w:hAnsi="Calibri Light" w:cs="Calibri Light"/>
-          <w:bCs/>
-          <w:sz w:val="18"/>
-          <w:szCs w:val="18"/>
-          <w:lang w:val="en-CA"/>
-        </w:rPr>
-        <w:t>address</w:t>
-      </w:r>
-      <w:proofErr w:type="spellEnd"/>
-      <w:r>
-        <w:rPr>
-          <w:rFonts w:ascii="Calibri Light" w:eastAsia="Cambria" w:hAnsi="Calibri Light" w:cs="Calibri Light"/>
-          <w:bCs/>
-          <w:sz w:val="18"/>
-          <w:szCs w:val="18"/>
-          <w:lang w:val="en-CA"/>
-        </w:rPr>
-        <w:t xml:space="preserve"> }</w:t>
-      </w:r>
-      <w:proofErr w:type="gramEnd"/>
-      <w:r>
-        <w:rPr>
-          <w:rFonts w:ascii="Calibri Light" w:eastAsia="Cambria" w:hAnsi="Calibri Light" w:cs="Calibri Light"/>
-          <w:bCs/>
-          <w:sz w:val="18"/>
-          <w:szCs w:val="18"/>
-          <w:lang w:val="en-CA"/>
-        </w:rPr>
-        <w:t xml:space="preserve">} </w:t>
+        <w:t xml:space="preserve">{{ company_address }} </w:t>
       </w:r>
       <w:r>
         <w:rPr>
@@ -192,116 +72,7 @@
           <w:lang w:val="en-CA"/>
         </w:rPr>
         <w:br/>
-      </w:r>
-      <w:proofErr w:type="gramStart"/>
-      <w:r>
-        <w:rPr>
-          <w:rFonts w:ascii="Calibri Light" w:eastAsia="Cambria" w:hAnsi="Calibri Light" w:cs="Calibri Light"/>
-          <w:bCs/>
-          <w:sz w:val="18"/>
-          <w:szCs w:val="18"/>
-          <w:lang w:val="en-CA"/>
-        </w:rPr>
-        <w:t xml:space="preserve">{{ </w:t>
-      </w:r>
-      <w:proofErr w:type="spellStart"/>
-      <w:r>
-        <w:rPr>
-          <w:rFonts w:ascii="Calibri Light" w:eastAsia="Cambria" w:hAnsi="Calibri Light" w:cs="Calibri Light"/>
-          <w:bCs/>
-          <w:sz w:val="18"/>
-          <w:szCs w:val="18"/>
-          <w:lang w:val="en-CA"/>
-        </w:rPr>
-        <w:t>company</w:t>
-      </w:r>
-      <w:proofErr w:type="gramEnd"/>
-      <w:r>
-        <w:rPr>
-          <w:rFonts w:ascii="Calibri Light" w:eastAsia="Cambria" w:hAnsi="Calibri Light" w:cs="Calibri Light"/>
-          <w:bCs/>
-          <w:sz w:val="18"/>
-          <w:szCs w:val="18"/>
-          <w:lang w:val="en-CA"/>
-        </w:rPr>
-        <w:t>_</w:t>
-      </w:r>
-      <w:proofErr w:type="gramStart"/>
-      <w:r>
-        <w:rPr>
-          <w:rFonts w:ascii="Calibri Light" w:eastAsia="Cambria" w:hAnsi="Calibri Light" w:cs="Calibri Light"/>
-          <w:bCs/>
-          <w:sz w:val="18"/>
-          <w:szCs w:val="18"/>
-          <w:lang w:val="en-CA"/>
-        </w:rPr>
-        <w:t>city</w:t>
-      </w:r>
-      <w:proofErr w:type="spellEnd"/>
-      <w:r>
-        <w:rPr>
-          <w:rFonts w:ascii="Calibri Light" w:eastAsia="Cambria" w:hAnsi="Calibri Light" w:cs="Calibri Light"/>
-          <w:bCs/>
-          <w:sz w:val="18"/>
-          <w:szCs w:val="18"/>
-          <w:lang w:val="en-CA"/>
-        </w:rPr>
-        <w:t xml:space="preserve"> }</w:t>
-      </w:r>
-      <w:proofErr w:type="gramEnd"/>
-      <w:r>
-        <w:rPr>
-          <w:rFonts w:ascii="Calibri Light" w:eastAsia="Cambria" w:hAnsi="Calibri Light" w:cs="Calibri Light"/>
-          <w:bCs/>
-          <w:sz w:val="18"/>
-          <w:szCs w:val="18"/>
-          <w:lang w:val="en-CA"/>
-        </w:rPr>
-        <w:t xml:space="preserve">}, </w:t>
-      </w:r>
-      <w:proofErr w:type="gramStart"/>
-      <w:r>
-        <w:rPr>
-          <w:rFonts w:ascii="Calibri Light" w:eastAsia="Cambria" w:hAnsi="Calibri Light" w:cs="Calibri Light"/>
-          <w:bCs/>
-          <w:sz w:val="18"/>
-          <w:szCs w:val="18"/>
-          <w:lang w:val="en-CA"/>
-        </w:rPr>
-        <w:t xml:space="preserve">{{ </w:t>
-      </w:r>
-      <w:proofErr w:type="spellStart"/>
-      <w:r>
-        <w:rPr>
-          <w:rFonts w:ascii="Calibri Light" w:eastAsia="Cambria" w:hAnsi="Calibri Light" w:cs="Calibri Light"/>
-          <w:bCs/>
-          <w:sz w:val="18"/>
-          <w:szCs w:val="18"/>
-          <w:lang w:val="en-CA"/>
-        </w:rPr>
-        <w:t>company</w:t>
-      </w:r>
-      <w:proofErr w:type="gramEnd"/>
-      <w:r>
-        <w:rPr>
-          <w:rFonts w:ascii="Calibri Light" w:eastAsia="Cambria" w:hAnsi="Calibri Light" w:cs="Calibri Light"/>
-          <w:bCs/>
-          <w:sz w:val="18"/>
-          <w:szCs w:val="18"/>
-          <w:lang w:val="en-CA"/>
-        </w:rPr>
-        <w:t>_province</w:t>
-      </w:r>
-      <w:proofErr w:type="spellEnd"/>
-      <w:r>
-        <w:rPr>
-          <w:rFonts w:ascii="Calibri Light" w:eastAsia="Cambria" w:hAnsi="Calibri Light" w:cs="Calibri Light"/>
-          <w:bCs/>
-          <w:sz w:val="18"/>
-          <w:szCs w:val="18"/>
-          <w:lang w:val="en-CA"/>
-        </w:rPr>
-        <w:t xml:space="preserve"> }}</w:t>
+        <w:t>{{ company_city }}, {{ company_province }}</w:t>
       </w:r>
       <w:r>
         <w:rPr>
@@ -312,50 +83,7 @@
           <w:lang w:val="en-CA"/>
         </w:rPr>
         <w:br/>
-      </w:r>
-      <w:proofErr w:type="gramStart"/>
-      <w:r>
-        <w:rPr>
-          <w:rFonts w:ascii="Calibri Light" w:eastAsia="Cambria" w:hAnsi="Calibri Light" w:cs="Calibri Light"/>
-          <w:bCs/>
-          <w:sz w:val="18"/>
-          <w:szCs w:val="18"/>
-          <w:lang w:val="en-CA"/>
-        </w:rPr>
-        <w:t xml:space="preserve">{{ </w:t>
-      </w:r>
-      <w:proofErr w:type="spellStart"/>
-      <w:r>
-        <w:rPr>
-          <w:rFonts w:ascii="Calibri Light" w:eastAsia="Cambria" w:hAnsi="Calibri Light" w:cs="Calibri Light"/>
-          <w:bCs/>
-          <w:sz w:val="18"/>
-          <w:szCs w:val="18"/>
-          <w:lang w:val="en-CA"/>
-        </w:rPr>
-        <w:t>company</w:t>
-      </w:r>
-      <w:proofErr w:type="gramEnd"/>
-      <w:r>
-        <w:rPr>
-          <w:rFonts w:ascii="Calibri Light" w:eastAsia="Cambria" w:hAnsi="Calibri Light" w:cs="Calibri Light"/>
-          <w:bCs/>
-          <w:sz w:val="18"/>
-          <w:szCs w:val="18"/>
-          <w:lang w:val="en-CA"/>
-        </w:rPr>
-        <w:t>_postal</w:t>
-      </w:r>
-      <w:proofErr w:type="spellEnd"/>
-      <w:r>
-        <w:rPr>
-          <w:rFonts w:ascii="Calibri Light" w:eastAsia="Cambria" w:hAnsi="Calibri Light" w:cs="Calibri Light"/>
-          <w:bCs/>
-          <w:sz w:val="18"/>
-          <w:szCs w:val="18"/>
-          <w:lang w:val="en-CA"/>
-        </w:rPr>
-        <w:t xml:space="preserve"> }}</w:t>
+        <w:t>{{ company_postal }}</w:t>
       </w:r>
       <w:r>
         <w:rPr>
@@ -366,50 +94,7 @@
           <w:lang w:val="en-CA"/>
         </w:rPr>
         <w:br/>
-      </w:r>
-      <w:proofErr w:type="gramStart"/>
-      <w:r>
-        <w:rPr>
-          <w:rFonts w:ascii="Calibri Light" w:eastAsia="Cambria" w:hAnsi="Calibri Light" w:cs="Calibri Light"/>
-          <w:bCs/>
-          <w:sz w:val="18"/>
-          <w:szCs w:val="18"/>
-          <w:lang w:val="en-CA"/>
-        </w:rPr>
-        <w:t xml:space="preserve">{{ </w:t>
-      </w:r>
-      <w:proofErr w:type="spellStart"/>
-      <w:r>
-        <w:rPr>
-          <w:rFonts w:ascii="Calibri Light" w:eastAsia="Cambria" w:hAnsi="Calibri Light" w:cs="Calibri Light"/>
-          <w:bCs/>
-          <w:sz w:val="18"/>
-          <w:szCs w:val="18"/>
-          <w:lang w:val="en-CA"/>
-        </w:rPr>
-        <w:t>company</w:t>
-      </w:r>
-      <w:proofErr w:type="gramEnd"/>
-      <w:r>
-        <w:rPr>
-          <w:rFonts w:ascii="Calibri Light" w:eastAsia="Cambria" w:hAnsi="Calibri Light" w:cs="Calibri Light"/>
-          <w:bCs/>
-          <w:sz w:val="18"/>
-          <w:szCs w:val="18"/>
-          <w:lang w:val="en-CA"/>
-        </w:rPr>
-        <w:t>_country</w:t>
-      </w:r>
-      <w:proofErr w:type="spellEnd"/>
-      <w:r>
-        <w:rPr>
-          <w:rFonts w:ascii="Calibri Light" w:eastAsia="Cambria" w:hAnsi="Calibri Light" w:cs="Calibri Light"/>
-          <w:bCs/>
-          <w:sz w:val="18"/>
-          <w:szCs w:val="18"/>
-          <w:lang w:val="en-CA"/>
-        </w:rPr>
-        <w:t xml:space="preserve"> }}</w:t>
+        <w:t>{{ company_country }}</w:t>
       </w:r>
       <w:r>
         <w:rPr>
@@ -441,71 +126,15 @@
         </w:rPr>
         <w:t xml:space="preserve">Dear </w:t>
       </w:r>
-      <w:proofErr w:type="gramStart"/>
-      <w:r>
-        <w:rPr>
-          <w:rFonts w:ascii="Calibri Light" w:eastAsia="Cambria" w:hAnsi="Calibri Light" w:cs="Calibri Light"/>
-          <w:bCs/>
-          <w:sz w:val="18"/>
-          <w:szCs w:val="18"/>
-          <w:lang w:val="en-CA"/>
-        </w:rPr>
-        <w:t xml:space="preserve">{{ </w:t>
-      </w:r>
-      <w:proofErr w:type="spellStart"/>
-      <w:r>
-        <w:rPr>
-          <w:rFonts w:ascii="Calibri Light" w:eastAsia="Cambria" w:hAnsi="Calibri Light" w:cs="Calibri Light"/>
-          <w:bCs/>
-          <w:sz w:val="18"/>
-          <w:szCs w:val="18"/>
-          <w:lang w:val="en-CA"/>
-        </w:rPr>
-        <w:t>letter</w:t>
-      </w:r>
-      <w:proofErr w:type="gramEnd"/>
-      <w:r>
-        <w:rPr>
-          <w:rFonts w:ascii="Calibri Light" w:eastAsia="Cambria" w:hAnsi="Calibri Light" w:cs="Calibri Light"/>
-          <w:bCs/>
-          <w:sz w:val="18"/>
-          <w:szCs w:val="18"/>
-          <w:lang w:val="en-CA"/>
-        </w:rPr>
-        <w:t>_</w:t>
-      </w:r>
-      <w:proofErr w:type="gramStart"/>
-      <w:r>
-        <w:rPr>
-          <w:rFonts w:ascii="Calibri Light" w:eastAsia="Cambria" w:hAnsi="Calibri Light" w:cs="Calibri Light"/>
-          <w:bCs/>
-          <w:sz w:val="18"/>
-          <w:szCs w:val="18"/>
-          <w:lang w:val="en-CA"/>
-        </w:rPr>
-        <w:t>addressee</w:t>
-      </w:r>
-      <w:proofErr w:type="spellEnd"/>
-      <w:r>
-        <w:rPr>
-          <w:rFonts w:ascii="Calibri Light" w:eastAsia="Cambria" w:hAnsi="Calibri Light" w:cs="Calibri Light"/>
-          <w:bCs/>
-          <w:sz w:val="18"/>
-          <w:szCs w:val="18"/>
-          <w:lang w:val="en-CA"/>
-        </w:rPr>
-        <w:t xml:space="preserve"> }</w:t>
-      </w:r>
-      <w:proofErr w:type="gramEnd"/>
-      <w:r>
-        <w:rPr>
-          <w:rFonts w:ascii="Calibri Light" w:eastAsia="Cambria" w:hAnsi="Calibri Light" w:cs="Calibri Light"/>
-          <w:bCs/>
-          <w:sz w:val="18"/>
-          <w:szCs w:val="18"/>
-          <w:lang w:val="en-CA"/>
-        </w:rPr>
-        <w:t>}</w:t>
+      <w:r>
+        <w:rPr>
+          <w:rFonts w:ascii="Calibri Light" w:eastAsia="Cambria" w:hAnsi="Calibri Light" w:cs="Calibri Light"/>
+          <w:bCs/>
+          <w:sz w:val="18"/>
+          <w:szCs w:val="18"/>
+          <w:lang w:val="en-CA"/>
+        </w:rPr>
+        <w:t>{{ letter_addressee }}</w:t>
       </w:r>
       <w:r>
         <w:rPr>
@@ -598,71 +227,15 @@
         </w:rPr>
         <w:t xml:space="preserve">the </w:t>
       </w:r>
-      <w:proofErr w:type="gramStart"/>
-      <w:r>
-        <w:rPr>
-          <w:rFonts w:ascii="Calibri Light" w:eastAsia="Cambria" w:hAnsi="Calibri Light" w:cs="Calibri Light"/>
-          <w:bCs/>
-          <w:sz w:val="18"/>
-          <w:szCs w:val="18"/>
-          <w:lang w:val="en-CA"/>
-        </w:rPr>
-        <w:t xml:space="preserve">{{ </w:t>
-      </w:r>
-      <w:proofErr w:type="spellStart"/>
-      <w:r>
-        <w:rPr>
-          <w:rFonts w:ascii="Calibri Light" w:eastAsia="Cambria" w:hAnsi="Calibri Light" w:cs="Calibri Light"/>
-          <w:bCs/>
-          <w:sz w:val="18"/>
-          <w:szCs w:val="18"/>
-          <w:lang w:val="en-CA"/>
-        </w:rPr>
-        <w:t>position</w:t>
-      </w:r>
-      <w:proofErr w:type="gramEnd"/>
-      <w:r>
-        <w:rPr>
-          <w:rFonts w:ascii="Calibri Light" w:eastAsia="Cambria" w:hAnsi="Calibri Light" w:cs="Calibri Light"/>
-          <w:bCs/>
-          <w:sz w:val="18"/>
-          <w:szCs w:val="18"/>
-          <w:lang w:val="en-CA"/>
-        </w:rPr>
-        <w:t>_</w:t>
-      </w:r>
-      <w:proofErr w:type="gramStart"/>
-      <w:r>
-        <w:rPr>
-          <w:rFonts w:ascii="Calibri Light" w:eastAsia="Cambria" w:hAnsi="Calibri Light" w:cs="Calibri Light"/>
-          <w:bCs/>
-          <w:sz w:val="18"/>
-          <w:szCs w:val="18"/>
-          <w:lang w:val="en-CA"/>
-        </w:rPr>
-        <w:t>name</w:t>
-      </w:r>
-      <w:proofErr w:type="spellEnd"/>
-      <w:r>
-        <w:rPr>
-          <w:rFonts w:ascii="Calibri Light" w:eastAsia="Cambria" w:hAnsi="Calibri Light" w:cs="Calibri Light"/>
-          <w:bCs/>
-          <w:sz w:val="18"/>
-          <w:szCs w:val="18"/>
-          <w:lang w:val="en-CA"/>
-        </w:rPr>
-        <w:t xml:space="preserve"> }</w:t>
-      </w:r>
-      <w:proofErr w:type="gramEnd"/>
-      <w:r>
-        <w:rPr>
-          <w:rFonts w:ascii="Calibri Light" w:eastAsia="Cambria" w:hAnsi="Calibri Light" w:cs="Calibri Light"/>
-          <w:bCs/>
-          <w:sz w:val="18"/>
-          <w:szCs w:val="18"/>
-          <w:lang w:val="en-CA"/>
-        </w:rPr>
-        <w:t>}</w:t>
+      <w:r>
+        <w:rPr>
+          <w:rFonts w:ascii="Calibri Light" w:eastAsia="Cambria" w:hAnsi="Calibri Light" w:cs="Calibri Light"/>
+          <w:bCs/>
+          <w:sz w:val="18"/>
+          <w:szCs w:val="18"/>
+          <w:lang w:val="en-CA"/>
+        </w:rPr>
+        <w:t>{{ position_name }}</w:t>
       </w:r>
       <w:r>
         <w:rPr>
@@ -674,71 +247,15 @@
         </w:rPr>
         <w:t xml:space="preserve"> with the </w:t>
       </w:r>
-      <w:proofErr w:type="gramStart"/>
-      <w:r>
-        <w:rPr>
-          <w:rFonts w:ascii="Calibri Light" w:eastAsia="Cambria" w:hAnsi="Calibri Light" w:cs="Calibri Light"/>
-          <w:bCs/>
-          <w:sz w:val="18"/>
-          <w:szCs w:val="18"/>
-          <w:lang w:val="en-CA"/>
-        </w:rPr>
-        <w:t xml:space="preserve">{{ </w:t>
-      </w:r>
-      <w:proofErr w:type="spellStart"/>
-      <w:r>
-        <w:rPr>
-          <w:rFonts w:ascii="Calibri Light" w:eastAsia="Cambria" w:hAnsi="Calibri Light" w:cs="Calibri Light"/>
-          <w:bCs/>
-          <w:sz w:val="18"/>
-          <w:szCs w:val="18"/>
-          <w:lang w:val="en-CA"/>
-        </w:rPr>
-        <w:t>company</w:t>
-      </w:r>
-      <w:proofErr w:type="gramEnd"/>
-      <w:r>
-        <w:rPr>
-          <w:rFonts w:ascii="Calibri Light" w:eastAsia="Cambria" w:hAnsi="Calibri Light" w:cs="Calibri Light"/>
-          <w:bCs/>
-          <w:sz w:val="18"/>
-          <w:szCs w:val="18"/>
-          <w:lang w:val="en-CA"/>
-        </w:rPr>
-        <w:t>_</w:t>
-      </w:r>
-      <w:proofErr w:type="gramStart"/>
-      <w:r>
-        <w:rPr>
-          <w:rFonts w:ascii="Calibri Light" w:eastAsia="Cambria" w:hAnsi="Calibri Light" w:cs="Calibri Light"/>
-          <w:bCs/>
-          <w:sz w:val="18"/>
-          <w:szCs w:val="18"/>
-          <w:lang w:val="en-CA"/>
-        </w:rPr>
-        <w:t>name</w:t>
-      </w:r>
-      <w:proofErr w:type="spellEnd"/>
-      <w:r>
-        <w:rPr>
-          <w:rFonts w:ascii="Calibri Light" w:eastAsia="Cambria" w:hAnsi="Calibri Light" w:cs="Calibri Light"/>
-          <w:bCs/>
-          <w:sz w:val="18"/>
-          <w:szCs w:val="18"/>
-          <w:lang w:val="en-CA"/>
-        </w:rPr>
-        <w:t xml:space="preserve"> }</w:t>
-      </w:r>
-      <w:proofErr w:type="gramEnd"/>
-      <w:r>
-        <w:rPr>
-          <w:rFonts w:ascii="Calibri Light" w:eastAsia="Cambria" w:hAnsi="Calibri Light" w:cs="Calibri Light"/>
-          <w:bCs/>
-          <w:sz w:val="18"/>
-          <w:szCs w:val="18"/>
-          <w:lang w:val="en-CA"/>
-        </w:rPr>
-        <w:t>}</w:t>
+      <w:r>
+        <w:rPr>
+          <w:rFonts w:ascii="Calibri Light" w:eastAsia="Cambria" w:hAnsi="Calibri Light" w:cs="Calibri Light"/>
+          <w:bCs/>
+          <w:sz w:val="18"/>
+          <w:szCs w:val="18"/>
+          <w:lang w:val="en-CA"/>
+        </w:rPr>
+        <w:t>{{ company_name }}</w:t>
       </w:r>
       <w:r>
         <w:rPr>
@@ -840,71 +357,15 @@
         </w:rPr>
         <w:t xml:space="preserve">the </w:t>
       </w:r>
-      <w:proofErr w:type="gramStart"/>
-      <w:r>
-        <w:rPr>
-          <w:rFonts w:ascii="Calibri Light" w:eastAsia="Cambria" w:hAnsi="Calibri Light" w:cs="Calibri Light"/>
-          <w:bCs/>
-          <w:sz w:val="18"/>
-          <w:szCs w:val="18"/>
-          <w:lang w:val="en-CA"/>
-        </w:rPr>
-        <w:t xml:space="preserve">{{ </w:t>
-      </w:r>
-      <w:proofErr w:type="spellStart"/>
-      <w:r>
-        <w:rPr>
-          <w:rFonts w:ascii="Calibri Light" w:eastAsia="Cambria" w:hAnsi="Calibri Light" w:cs="Calibri Light"/>
-          <w:bCs/>
-          <w:sz w:val="18"/>
-          <w:szCs w:val="18"/>
-          <w:lang w:val="en-CA"/>
-        </w:rPr>
-        <w:t>company</w:t>
-      </w:r>
-      <w:proofErr w:type="gramEnd"/>
-      <w:r>
-        <w:rPr>
-          <w:rFonts w:ascii="Calibri Light" w:eastAsia="Cambria" w:hAnsi="Calibri Light" w:cs="Calibri Light"/>
-          <w:bCs/>
-          <w:sz w:val="18"/>
-          <w:szCs w:val="18"/>
-          <w:lang w:val="en-CA"/>
-        </w:rPr>
-        <w:t>_</w:t>
-      </w:r>
-      <w:proofErr w:type="gramStart"/>
-      <w:r>
-        <w:rPr>
-          <w:rFonts w:ascii="Calibri Light" w:eastAsia="Cambria" w:hAnsi="Calibri Light" w:cs="Calibri Light"/>
-          <w:bCs/>
-          <w:sz w:val="18"/>
-          <w:szCs w:val="18"/>
-          <w:lang w:val="en-CA"/>
-        </w:rPr>
-        <w:t>name</w:t>
-      </w:r>
-      <w:proofErr w:type="spellEnd"/>
-      <w:r>
-        <w:rPr>
-          <w:rFonts w:ascii="Calibri Light" w:eastAsia="Cambria" w:hAnsi="Calibri Light" w:cs="Calibri Light"/>
-          <w:bCs/>
-          <w:sz w:val="18"/>
-          <w:szCs w:val="18"/>
-          <w:lang w:val="en-CA"/>
-        </w:rPr>
-        <w:t xml:space="preserve"> }</w:t>
-      </w:r>
-      <w:proofErr w:type="gramEnd"/>
-      <w:r>
-        <w:rPr>
-          <w:rFonts w:ascii="Calibri Light" w:eastAsia="Cambria" w:hAnsi="Calibri Light" w:cs="Calibri Light"/>
-          <w:bCs/>
-          <w:sz w:val="18"/>
-          <w:szCs w:val="18"/>
-          <w:lang w:val="en-CA"/>
-        </w:rPr>
-        <w:t>}</w:t>
+      <w:r>
+        <w:rPr>
+          <w:rFonts w:ascii="Calibri Light" w:eastAsia="Cambria" w:hAnsi="Calibri Light" w:cs="Calibri Light"/>
+          <w:bCs/>
+          <w:sz w:val="18"/>
+          <w:szCs w:val="18"/>
+          <w:lang w:val="en-CA"/>
+        </w:rPr>
+        <w:t>{{ company_name }}</w:t>
       </w:r>
       <w:r>
         <w:rPr>
@@ -926,71 +387,15 @@
         </w:rPr>
         <w:t xml:space="preserve"> which </w:t>
       </w:r>
-      <w:proofErr w:type="gramStart"/>
-      <w:r>
-        <w:rPr>
-          <w:rFonts w:ascii="Calibri Light" w:eastAsia="Cambria" w:hAnsi="Calibri Light" w:cs="Calibri Light"/>
-          <w:bCs/>
-          <w:sz w:val="18"/>
-          <w:szCs w:val="18"/>
-          <w:lang w:val="en-CA"/>
-        </w:rPr>
-        <w:t xml:space="preserve">{{ </w:t>
-      </w:r>
-      <w:proofErr w:type="spellStart"/>
-      <w:r>
-        <w:rPr>
-          <w:rFonts w:ascii="Calibri Light" w:eastAsia="Cambria" w:hAnsi="Calibri Light" w:cs="Calibri Light"/>
-          <w:bCs/>
-          <w:sz w:val="18"/>
-          <w:szCs w:val="18"/>
-          <w:lang w:val="en-CA"/>
-        </w:rPr>
-        <w:t>mission</w:t>
-      </w:r>
-      <w:proofErr w:type="gramEnd"/>
-      <w:r>
-        <w:rPr>
-          <w:rFonts w:ascii="Calibri Light" w:eastAsia="Cambria" w:hAnsi="Calibri Light" w:cs="Calibri Light"/>
-          <w:bCs/>
-          <w:sz w:val="18"/>
-          <w:szCs w:val="18"/>
-          <w:lang w:val="en-CA"/>
-        </w:rPr>
-        <w:t>_</w:t>
-      </w:r>
-      <w:proofErr w:type="gramStart"/>
-      <w:r>
-        <w:rPr>
-          <w:rFonts w:ascii="Calibri Light" w:eastAsia="Cambria" w:hAnsi="Calibri Light" w:cs="Calibri Light"/>
-          <w:bCs/>
-          <w:sz w:val="18"/>
-          <w:szCs w:val="18"/>
-          <w:lang w:val="en-CA"/>
-        </w:rPr>
-        <w:t>statement</w:t>
-      </w:r>
-      <w:proofErr w:type="spellEnd"/>
-      <w:r>
-        <w:rPr>
-          <w:rFonts w:ascii="Calibri Light" w:eastAsia="Cambria" w:hAnsi="Calibri Light" w:cs="Calibri Light"/>
-          <w:bCs/>
-          <w:sz w:val="18"/>
-          <w:szCs w:val="18"/>
-          <w:lang w:val="en-CA"/>
-        </w:rPr>
-        <w:t xml:space="preserve"> }</w:t>
-      </w:r>
-      <w:proofErr w:type="gramEnd"/>
-      <w:r>
-        <w:rPr>
-          <w:rFonts w:ascii="Calibri Light" w:eastAsia="Cambria" w:hAnsi="Calibri Light" w:cs="Calibri Light"/>
-          <w:bCs/>
-          <w:sz w:val="18"/>
-          <w:szCs w:val="18"/>
-          <w:lang w:val="en-CA"/>
-        </w:rPr>
-        <w:t>}</w:t>
+      <w:r>
+        <w:rPr>
+          <w:rFonts w:ascii="Calibri Light" w:eastAsia="Cambria" w:hAnsi="Calibri Light" w:cs="Calibri Light"/>
+          <w:bCs/>
+          <w:sz w:val="18"/>
+          <w:szCs w:val="18"/>
+          <w:lang w:val="en-CA"/>
+        </w:rPr>
+        <w:t>{{ mission_statement }}</w:t>
       </w:r>
       <w:r>
         <w:rPr>
@@ -1072,71 +477,15 @@
         </w:rPr>
         <w:t xml:space="preserve">the </w:t>
       </w:r>
-      <w:proofErr w:type="gramStart"/>
-      <w:r>
-        <w:rPr>
-          <w:rFonts w:ascii="Calibri Light" w:eastAsia="Cambria" w:hAnsi="Calibri Light" w:cs="Calibri Light"/>
-          <w:bCs/>
-          <w:sz w:val="18"/>
-          <w:szCs w:val="18"/>
-          <w:lang w:val="en-CA"/>
-        </w:rPr>
-        <w:t xml:space="preserve">{{ </w:t>
-      </w:r>
-      <w:proofErr w:type="spellStart"/>
-      <w:r>
-        <w:rPr>
-          <w:rFonts w:ascii="Calibri Light" w:eastAsia="Cambria" w:hAnsi="Calibri Light" w:cs="Calibri Light"/>
-          <w:bCs/>
-          <w:sz w:val="18"/>
-          <w:szCs w:val="18"/>
-          <w:lang w:val="en-CA"/>
-        </w:rPr>
-        <w:t>company</w:t>
-      </w:r>
-      <w:proofErr w:type="gramEnd"/>
-      <w:r>
-        <w:rPr>
-          <w:rFonts w:ascii="Calibri Light" w:eastAsia="Cambria" w:hAnsi="Calibri Light" w:cs="Calibri Light"/>
-          <w:bCs/>
-          <w:sz w:val="18"/>
-          <w:szCs w:val="18"/>
-          <w:lang w:val="en-CA"/>
-        </w:rPr>
-        <w:t>_</w:t>
-      </w:r>
-      <w:proofErr w:type="gramStart"/>
-      <w:r>
-        <w:rPr>
-          <w:rFonts w:ascii="Calibri Light" w:eastAsia="Cambria" w:hAnsi="Calibri Light" w:cs="Calibri Light"/>
-          <w:bCs/>
-          <w:sz w:val="18"/>
-          <w:szCs w:val="18"/>
-          <w:lang w:val="en-CA"/>
-        </w:rPr>
-        <w:t>name</w:t>
-      </w:r>
-      <w:proofErr w:type="spellEnd"/>
-      <w:r>
-        <w:rPr>
-          <w:rFonts w:ascii="Calibri Light" w:eastAsia="Cambria" w:hAnsi="Calibri Light" w:cs="Calibri Light"/>
-          <w:bCs/>
-          <w:sz w:val="18"/>
-          <w:szCs w:val="18"/>
-          <w:lang w:val="en-CA"/>
-        </w:rPr>
-        <w:t xml:space="preserve"> }</w:t>
-      </w:r>
-      <w:proofErr w:type="gramEnd"/>
-      <w:r>
-        <w:rPr>
-          <w:rFonts w:ascii="Calibri Light" w:eastAsia="Cambria" w:hAnsi="Calibri Light" w:cs="Calibri Light"/>
-          <w:bCs/>
-          <w:sz w:val="18"/>
-          <w:szCs w:val="18"/>
-          <w:lang w:val="en-CA"/>
-        </w:rPr>
-        <w:t>}</w:t>
+      <w:r>
+        <w:rPr>
+          <w:rFonts w:ascii="Calibri Light" w:eastAsia="Cambria" w:hAnsi="Calibri Light" w:cs="Calibri Light"/>
+          <w:bCs/>
+          <w:sz w:val="18"/>
+          <w:szCs w:val="18"/>
+          <w:lang w:val="en-CA"/>
+        </w:rPr>
+        <w:t>{{ company_name }}</w:t>
       </w:r>
       <w:r>
         <w:rPr>
@@ -1203,43 +552,7 @@
           <w:sz w:val="18"/>
           <w:szCs w:val="18"/>
         </w:rPr>
-        <w:t xml:space="preserve">For example, through the Google Data Analytics Certificate program, I learnt the foundations of exploratory data analysis, including fundamentals of manipulating data in Excel and SQL through </w:t>
-      </w:r>
-      <w:proofErr w:type="spellStart"/>
-      <w:r>
-        <w:rPr>
-          <w:rFonts w:ascii="Calibri Light" w:hAnsi="Calibri Light" w:cs="Calibri Light"/>
-          <w:sz w:val="18"/>
-          <w:szCs w:val="18"/>
-        </w:rPr>
-        <w:t>BigQuery</w:t>
-      </w:r>
-      <w:proofErr w:type="spellEnd"/>
-      <w:r>
-        <w:rPr>
-          <w:rFonts w:ascii="Calibri Light" w:hAnsi="Calibri Light" w:cs="Calibri Light"/>
-          <w:sz w:val="18"/>
-          <w:szCs w:val="18"/>
-        </w:rPr>
-        <w:t xml:space="preserve">, and was introduced to visualization platforms such as Tableau and Power BI. I further expanded my analytical skills through my enrollment in an introductory data science course through my curriculum, where I used R and </w:t>
-      </w:r>
-      <w:proofErr w:type="spellStart"/>
-      <w:r>
-        <w:rPr>
-          <w:rFonts w:ascii="Calibri Light" w:hAnsi="Calibri Light" w:cs="Calibri Light"/>
-          <w:sz w:val="18"/>
-          <w:szCs w:val="18"/>
-        </w:rPr>
-        <w:t>Jupyter</w:t>
-      </w:r>
-      <w:proofErr w:type="spellEnd"/>
-      <w:r>
-        <w:rPr>
-          <w:rFonts w:ascii="Calibri Light" w:hAnsi="Calibri Light" w:cs="Calibri Light"/>
-          <w:sz w:val="18"/>
-          <w:szCs w:val="18"/>
-        </w:rPr>
-        <w:t xml:space="preserve"> Notebooks to read, transform and clean a dataset of over 1, 500 records for the Pacific Laboratory for Artificial Intelligence. Here, I visualized the data and supported the development of a K-NN regression predictive model to uncover trends from the data, reinforcing my understanding of predictive analytics</w:t>
+        <w:t>For example, through the Google Data Analytics Certificate program, I learnt the foundations of exploratory data analysis, including fundamentals of manipulating data in Excel and SQL through BigQuery, and was introduced to visualization platforms such as Tableau and Power BI. I further expanded my analytical skills through my enrollment in an introductory data science course through my curriculum, where I used R and Jupyter Notebooks to read, transform and clean a dataset of over 1, 500 records for the Pacific Laboratory for Artificial Intelligence. Here, I visualized the data and supported the development of a K-NN regression predictive model to uncover trends from the data, reinforcing my understanding of predictive analytics</w:t>
       </w:r>
       <w:r>
         <w:rPr>
@@ -1255,79 +568,7 @@
           <w:sz w:val="18"/>
           <w:szCs w:val="18"/>
         </w:rPr>
-        <w:t xml:space="preserve">. Outside of the classroom, I have also worked in small Agile-style teams using Git and GitHub for version control during hackathons, successfully engineering backend systems with MongoDB and Express.js, and also swiftly learnt how to integrate the </w:t>
-      </w:r>
-      <w:proofErr w:type="spellStart"/>
-      <w:r>
-        <w:rPr>
-          <w:rFonts w:ascii="Calibri Light" w:hAnsi="Calibri Light" w:cs="Calibri Light"/>
-          <w:sz w:val="18"/>
-          <w:szCs w:val="18"/>
-        </w:rPr>
-        <w:t>Groq</w:t>
-      </w:r>
-      <w:proofErr w:type="spellEnd"/>
-      <w:r>
-        <w:rPr>
-          <w:rFonts w:ascii="Calibri Light" w:hAnsi="Calibri Light" w:cs="Calibri Light"/>
-          <w:sz w:val="18"/>
-          <w:szCs w:val="18"/>
-        </w:rPr>
-        <w:t xml:space="preserve"> LLM API for immediate response rendering – the latter experience was my first foray into implementing A.I. technologies into my projects, and had sparked my personal interest in A.I. usage and backend-to-frontend coordination. Academically, I also developed </w:t>
-      </w:r>
-      <w:proofErr w:type="spellStart"/>
-      <w:r>
-        <w:rPr>
-          <w:rFonts w:ascii="Calibri Light" w:hAnsi="Calibri Light" w:cs="Calibri Light"/>
-          <w:sz w:val="18"/>
-          <w:szCs w:val="18"/>
-        </w:rPr>
-        <w:t>DailySips</w:t>
-      </w:r>
-      <w:proofErr w:type="spellEnd"/>
-      <w:r>
-        <w:rPr>
-          <w:rFonts w:ascii="Calibri Light" w:hAnsi="Calibri Light" w:cs="Calibri Light"/>
-          <w:sz w:val="18"/>
-          <w:szCs w:val="18"/>
-        </w:rPr>
-        <w:t>, a Java-based beverage tracker that aims to improve user self-awareness over their daily caloric, caffeine and sugar consumption for beverages. Here, I built my applications</w:t>
-      </w:r>
-      <w:proofErr w:type="gramStart"/>
-      <w:r>
-        <w:rPr>
-          <w:rFonts w:ascii="Calibri Light" w:hAnsi="Calibri Light" w:cs="Calibri Light"/>
-          <w:sz w:val="18"/>
-          <w:szCs w:val="18"/>
-        </w:rPr>
-        <w:t>’ user</w:t>
-      </w:r>
-      <w:proofErr w:type="gramEnd"/>
-      <w:r>
-        <w:rPr>
-          <w:rFonts w:ascii="Calibri Light" w:hAnsi="Calibri Light" w:cs="Calibri Light"/>
-          <w:sz w:val="18"/>
-          <w:szCs w:val="18"/>
-        </w:rPr>
-        <w:t xml:space="preserve"> interface entirely through Java Swing, learnt how to implement JSON-based data persistence, writing rigorous JUnit tests to validate my application’s </w:t>
-      </w:r>
-      <w:proofErr w:type="spellStart"/>
-      <w:r>
-        <w:rPr>
-          <w:rFonts w:ascii="Calibri Light" w:hAnsi="Calibri Light" w:cs="Calibri Light"/>
-          <w:sz w:val="18"/>
-          <w:szCs w:val="18"/>
-        </w:rPr>
-        <w:t>behaviour</w:t>
-      </w:r>
-      <w:proofErr w:type="spellEnd"/>
-      <w:r>
-        <w:rPr>
-          <w:rFonts w:ascii="Calibri Light" w:hAnsi="Calibri Light" w:cs="Calibri Light"/>
-          <w:sz w:val="18"/>
-          <w:szCs w:val="18"/>
-        </w:rPr>
-        <w:t xml:space="preserve"> and improve code robustness. This not only sharpened my technical and analytical skills, but highlighted the importance of detail-oriented thinking, and structured problem-solving — all of which are key skills that are required in applying software and data tools to real-world problems</w:t>
+        <w:t>. Outside of the classroom, I have also worked in small Agile-style teams using Git and GitHub for version control during hackathons, successfully engineering backend systems with MongoDB and Express.js, and also swiftly learnt how to integrate the Groq LLM API for immediate response rendering – the latter experience was my first foray into implementing A.I. technologies into my projects, and had sparked my personal interest in A.I. usage and backend-to-frontend coordination. Academically, I also developed DailySips, a Java-based beverage tracker that aims to improve user self-awareness over their daily caloric, caffeine and sugar consumption for beverages. Here, I built my applications’ user interface entirely through Java Swing, learnt how to implement JSON-based data persistence, writing rigorous JUnit tests to validate my application’s behaviour and improve code robustness. This not only sharpened my technical and analytical skills, but highlighted the importance of detail-oriented thinking, and structured problem-solving — all of which are key skills that are required in applying software and data tools to real-world problems</w:t>
       </w:r>
     </w:p>
     <w:p>
@@ -1354,43 +595,7 @@
           <w:sz w:val="18"/>
           <w:szCs w:val="18"/>
         </w:rPr>
-        <w:t xml:space="preserve"> Prior to pursuing software development, I worked for nearly three years as a clinical </w:t>
-      </w:r>
-      <w:proofErr w:type="gramStart"/>
-      <w:r>
-        <w:rPr>
-          <w:rFonts w:ascii="Calibri Light" w:hAnsi="Calibri Light" w:cs="Calibri Light"/>
-          <w:sz w:val="18"/>
-          <w:szCs w:val="18"/>
-        </w:rPr>
-        <w:t>genetics</w:t>
-      </w:r>
-      <w:proofErr w:type="gramEnd"/>
-      <w:r>
-        <w:rPr>
-          <w:rFonts w:ascii="Calibri Light" w:hAnsi="Calibri Light" w:cs="Calibri Light"/>
-          <w:sz w:val="18"/>
-          <w:szCs w:val="18"/>
-        </w:rPr>
-        <w:t xml:space="preserve"> technologist, where I gained valuable experience with the Genome Diagnostics team at the Provincial Health Services Authority. In this high-stakes, detail-driven environment, I supported end-to-end diagnostic workflows – from accessioning biohazardous patient specimens to interpreting results, I brought a passionate work ethic to every task involved. I routinely worked with our laboratory information systems for reporting results – SHIRE and </w:t>
-      </w:r>
-      <w:proofErr w:type="spellStart"/>
-      <w:r>
-        <w:rPr>
-          <w:rFonts w:ascii="Calibri Light" w:hAnsi="Calibri Light" w:cs="Calibri Light"/>
-          <w:sz w:val="18"/>
-          <w:szCs w:val="18"/>
-        </w:rPr>
-        <w:t>SunQuest</w:t>
-      </w:r>
-      <w:proofErr w:type="spellEnd"/>
-      <w:r>
-        <w:rPr>
-          <w:rFonts w:ascii="Calibri Light" w:hAnsi="Calibri Light" w:cs="Calibri Light"/>
-          <w:sz w:val="18"/>
-          <w:szCs w:val="18"/>
-        </w:rPr>
-        <w:t xml:space="preserve"> – and collaborated in a cross-functional team consisting of researchers, clinicians and technologists to ensure test results were delivered under established turnaround times. This required meticulous attention to detail and a high commitment to quality and accuracy. Just as importantly, I also took on mentorship responsibilities, training incoming junior technologists and practicum students, helping to foster a collaborative, growth-oriented learning environment: an experience that required clear communication, empathy and patience. My role at PHSA highlights many necessary soft skills, including the ability to learn quickly, adaptability to various responsibilities, and the ability to effectively communicate complex concepts in a concise manner. This role instilled in me a strong sense of responsibility, which are all traits that now carry over into how I approach coding, testing and team-based projects.</w:t>
+        <w:t xml:space="preserve"> Prior to pursuing software development, I worked for nearly three years as a clinical genetics technologist, where I gained valuable experience with the Genome Diagnostics team at the Provincial Health Services Authority. In this high-stakes, detail-driven environment, I supported end-to-end diagnostic workflows – from accessioning biohazardous patient specimens to interpreting results, I brought a passionate work ethic to every task involved. I routinely worked with our laboratory information systems for reporting results – SHIRE and SunQuest – and collaborated in a cross-functional team consisting of researchers, clinicians and technologists to ensure test results were delivered under established turnaround times. This required meticulous attention to detail and a high commitment to quality and accuracy. Just as importantly, I also took on mentorship responsibilities, training incoming junior technologists and practicum students, helping to foster a collaborative, growth-oriented learning environment: an experience that required clear communication, empathy and patience. My role at PHSA highlights many necessary soft skills, including the ability to learn quickly, adaptability to various responsibilities, and the ability to effectively communicate complex concepts in a concise manner. This role instilled in me a strong sense of responsibility, which are all traits that now carry over into how I approach coding, testing and team-based projects.</w:t>
       </w:r>
     </w:p>
     <w:p>
@@ -1449,52 +654,14 @@
         </w:rPr>
         <w:t xml:space="preserve">the </w:t>
       </w:r>
-      <w:proofErr w:type="gramStart"/>
-      <w:r>
-        <w:rPr>
-          <w:rFonts w:ascii="Calibri Light" w:hAnsi="Calibri Light" w:cs="Calibri Light"/>
-          <w:sz w:val="18"/>
-          <w:szCs w:val="18"/>
-        </w:rPr>
-        <w:t xml:space="preserve">{{ </w:t>
-      </w:r>
-      <w:proofErr w:type="spellStart"/>
-      <w:r>
-        <w:rPr>
-          <w:rFonts w:ascii="Calibri Light" w:hAnsi="Calibri Light" w:cs="Calibri Light"/>
-          <w:sz w:val="18"/>
-          <w:szCs w:val="18"/>
-        </w:rPr>
-        <w:t>company</w:t>
-      </w:r>
-      <w:proofErr w:type="gramEnd"/>
-      <w:r>
-        <w:rPr>
-          <w:rFonts w:ascii="Calibri Light" w:hAnsi="Calibri Light" w:cs="Calibri Light"/>
-          <w:sz w:val="18"/>
-          <w:szCs w:val="18"/>
-        </w:rPr>
-        <w:t>_</w:t>
-      </w:r>
-      <w:proofErr w:type="gramStart"/>
-      <w:r>
-        <w:rPr>
-          <w:rFonts w:ascii="Calibri Light" w:hAnsi="Calibri Light" w:cs="Calibri Light"/>
-          <w:sz w:val="18"/>
-          <w:szCs w:val="18"/>
-        </w:rPr>
-        <w:t>name</w:t>
-      </w:r>
-      <w:proofErr w:type="spellEnd"/>
-      <w:r>
-        <w:rPr>
-          <w:rFonts w:ascii="Calibri Light" w:hAnsi="Calibri Light" w:cs="Calibri Light"/>
-          <w:sz w:val="18"/>
-          <w:szCs w:val="18"/>
-        </w:rPr>
-        <w:t xml:space="preserve"> }}s</w:t>
-      </w:r>
-      <w:proofErr w:type="gramEnd"/>
+      <w:r>
+        <w:rPr>
+          <w:rFonts w:ascii="Calibri Light" w:hAnsi="Calibri Light" w:cs="Calibri Light"/>
+          <w:sz w:val="18"/>
+          <w:szCs w:val="18"/>
+        </w:rPr>
+        <w:t>{{ company_name }}s</w:t>
+      </w:r>
       <w:r>
         <w:rPr>
           <w:rFonts w:ascii="Calibri Light" w:hAnsi="Calibri Light" w:cs="Calibri Light"/>
@@ -1503,7 +670,6 @@
         </w:rPr>
         <w:t xml:space="preserve">’ </w:t>
       </w:r>
-      <w:proofErr w:type="gramStart"/>
       <w:r>
         <w:rPr>
           <w:rFonts w:ascii="Calibri Light" w:hAnsi="Calibri Light" w:cs="Calibri Light"/>
@@ -1518,16 +684,7 @@
           <w:sz w:val="18"/>
           <w:szCs w:val="18"/>
         </w:rPr>
-        <w:t>and</w:t>
-      </w:r>
-      <w:proofErr w:type="gramEnd"/>
-      <w:r>
-        <w:rPr>
-          <w:rFonts w:ascii="Calibri Light" w:hAnsi="Calibri Light" w:cs="Calibri Light"/>
-          <w:sz w:val="18"/>
-          <w:szCs w:val="18"/>
-        </w:rPr>
-        <w:t xml:space="preserve"> am motivated to help create real-world impact with your organization. </w:t>
+        <w:t xml:space="preserve">and am motivated to help create real-world impact with your organization. </w:t>
       </w:r>
       <w:r>
         <w:rPr>
@@ -2826,7 +1983,6 @@
   <w:style w:type="character" w:default="1" w:styleId="DefaultParagraphFont">
     <w:name w:val="Default Paragraph Font"/>
     <w:uiPriority w:val="1"/>
-    <w:semiHidden/>
     <w:unhideWhenUsed/>
   </w:style>
   <w:style w:type="table" w:default="1" w:styleId="TableNormal">

--- a/DataScience_CoverLetterTemplate.docx
+++ b/DataScience_CoverLetterTemplate.docx
@@ -245,7 +245,7 @@
           <w:szCs w:val="18"/>
           <w:lang w:val="en-CA"/>
         </w:rPr>
-        <w:t xml:space="preserve"> with the </w:t>
+        <w:t xml:space="preserve"> with </w:t>
       </w:r>
       <w:r>
         <w:rPr>
@@ -305,7 +305,7 @@
           <w:szCs w:val="18"/>
           <w:lang w:val="en-CA"/>
         </w:rPr>
-        <w:t xml:space="preserve"> from healthcare into technology, I </w:t>
+        <w:t xml:space="preserve"> from healthcare into tech, I </w:t>
       </w:r>
       <w:r>
         <w:rPr>
@@ -405,7 +405,7 @@
           <w:szCs w:val="18"/>
           <w:lang w:val="en-CA"/>
         </w:rPr>
-        <w:t>, and I am eager to utilize my current skillset to help drive your mission forward.</w:t>
+        <w:t>, and I am eager to utilize my skillset to help drive your mission forward.</w:t>
       </w:r>
       <w:r>
         <w:rPr>
@@ -445,7 +445,27 @@
           <w:szCs w:val="18"/>
           <w:lang w:val="en-CA"/>
         </w:rPr>
-        <w:t>strong foundations in data science principles</w:t>
+        <w:t xml:space="preserve">strong </w:t>
+      </w:r>
+      <w:r>
+        <w:rPr>
+          <w:rFonts w:ascii="Calibri Light" w:eastAsia="Cambria" w:hAnsi="Calibri Light" w:cs="Calibri Light"/>
+          <w:bCs/>
+          <w:sz w:val="18"/>
+          <w:szCs w:val="18"/>
+          <w:lang w:val="en-CA"/>
+        </w:rPr>
+        <w:t>understanding of</w:t>
+      </w:r>
+      <w:r>
+        <w:rPr>
+          <w:rFonts w:ascii="Calibri Light" w:eastAsia="Cambria" w:hAnsi="Calibri Light" w:cs="Calibri Light"/>
+          <w:bCs/>
+          <w:sz w:val="18"/>
+          <w:szCs w:val="18"/>
+          <w:lang w:val="en-CA"/>
+        </w:rPr>
+        <w:t xml:space="preserve"> data science principles</w:t>
       </w:r>
       <w:r>
         <w:rPr>
@@ -465,7 +485,27 @@
           <w:szCs w:val="18"/>
           <w:lang w:val="en-CA"/>
         </w:rPr>
-        <w:t xml:space="preserve">a commitment towards continued improvement and learning, I believe I have the enthusiasm, passion and drive to make fruitful contributions to </w:t>
+        <w:t>a commitment towards continued improvemen</w:t>
+      </w:r>
+      <w:r>
+        <w:rPr>
+          <w:rFonts w:ascii="Calibri Light" w:eastAsia="Cambria" w:hAnsi="Calibri Light" w:cs="Calibri Light"/>
+          <w:bCs/>
+          <w:sz w:val="18"/>
+          <w:szCs w:val="18"/>
+          <w:lang w:val="en-CA"/>
+        </w:rPr>
+        <w:t>t</w:t>
+      </w:r>
+      <w:r>
+        <w:rPr>
+          <w:rFonts w:ascii="Calibri Light" w:eastAsia="Cambria" w:hAnsi="Calibri Light" w:cs="Calibri Light"/>
+          <w:bCs/>
+          <w:sz w:val="18"/>
+          <w:szCs w:val="18"/>
+          <w:lang w:val="en-CA"/>
+        </w:rPr>
+        <w:t xml:space="preserve">, I believe I have the enthusiasm and drive to make fruitful contributions to </w:t>
       </w:r>
       <w:r>
         <w:rPr>
@@ -524,27 +564,7 @@
           <w:szCs w:val="18"/>
           <w:lang w:val="en-CA"/>
         </w:rPr>
-        <w:t>Admittedly, my familiarity with advanced database tools is still growing – however, I bring a strong foundation in both data science and front-end development and am actively bridging my knowledge gaps through self-directed learning</w:t>
-      </w:r>
-      <w:r>
-        <w:rPr>
-          <w:rFonts w:ascii="Calibri Light" w:eastAsia="Cambria" w:hAnsi="Calibri Light" w:cs="Calibri Light"/>
-          <w:bCs/>
-          <w:sz w:val="18"/>
-          <w:szCs w:val="18"/>
-          <w:lang w:val="en-CA"/>
-        </w:rPr>
-        <w:t>, and I am confident in my ability to quickly learn new tools and contribute meaningfully to complex data projects</w:t>
-      </w:r>
-      <w:r>
-        <w:rPr>
-          <w:rFonts w:ascii="Calibri Light" w:eastAsia="Cambria" w:hAnsi="Calibri Light" w:cs="Calibri Light"/>
-          <w:bCs/>
-          <w:sz w:val="18"/>
-          <w:szCs w:val="18"/>
-          <w:lang w:val="en-CA"/>
-        </w:rPr>
-        <w:t xml:space="preserve">. </w:t>
+        <w:t xml:space="preserve">While my familiarity with advanced database tools is still growing, I bring a strong foundation in both data science and full-stack development, and am actively bridging my knowledge gaps through self-directed learning. </w:t>
       </w:r>
       <w:r>
         <w:rPr>
@@ -568,7 +588,199 @@
           <w:sz w:val="18"/>
           <w:szCs w:val="18"/>
         </w:rPr>
-        <w:t>. Outside of the classroom, I have also worked in small Agile-style teams using Git and GitHub for version control during hackathons, successfully engineering backend systems with MongoDB and Express.js, and also swiftly learnt how to integrate the Groq LLM API for immediate response rendering – the latter experience was my first foray into implementing A.I. technologies into my projects, and had sparked my personal interest in A.I. usage and backend-to-frontend coordination. Academically, I also developed DailySips, a Java-based beverage tracker that aims to improve user self-awareness over their daily caloric, caffeine and sugar consumption for beverages. Here, I built my applications’ user interface entirely through Java Swing, learnt how to implement JSON-based data persistence, writing rigorous JUnit tests to validate my application’s behaviour and improve code robustness. This not only sharpened my technical and analytical skills, but highlighted the importance of detail-oriented thinking, and structured problem-solving — all of which are key skills that are required in applying software and data tools to real-world problems</w:t>
+        <w:t>. Outside of the classroom, I have also worked in small Agile-style teams</w:t>
+      </w:r>
+      <w:r>
+        <w:rPr>
+          <w:rFonts w:ascii="Calibri Light" w:hAnsi="Calibri Light" w:cs="Calibri Light"/>
+          <w:sz w:val="18"/>
+          <w:szCs w:val="18"/>
+        </w:rPr>
+        <w:t xml:space="preserve"> and built independent projects,</w:t>
+      </w:r>
+      <w:r>
+        <w:rPr>
+          <w:rFonts w:ascii="Calibri Light" w:hAnsi="Calibri Light" w:cs="Calibri Light"/>
+          <w:sz w:val="18"/>
+          <w:szCs w:val="18"/>
+        </w:rPr>
+        <w:t xml:space="preserve"> using Git and GitHub for version control</w:t>
+      </w:r>
+      <w:r>
+        <w:rPr>
+          <w:rFonts w:ascii="Calibri Light" w:hAnsi="Calibri Light" w:cs="Calibri Light"/>
+          <w:sz w:val="18"/>
+          <w:szCs w:val="18"/>
+        </w:rPr>
+        <w:t xml:space="preserve">. As an example, I </w:t>
+      </w:r>
+      <w:r>
+        <w:rPr>
+          <w:rFonts w:ascii="Calibri Light" w:hAnsi="Calibri Light" w:cs="Calibri Light"/>
+          <w:sz w:val="18"/>
+          <w:szCs w:val="18"/>
+        </w:rPr>
+        <w:t>am currently working on scaling SipLy from an academic Java-based CLI and Swing health tracking application into a full-stack React and Spring Boot web application.</w:t>
+      </w:r>
+      <w:r>
+        <w:rPr>
+          <w:rFonts w:ascii="Calibri Light" w:hAnsi="Calibri Light" w:cs="Calibri Light"/>
+          <w:sz w:val="18"/>
+          <w:szCs w:val="18"/>
+        </w:rPr>
+        <w:t xml:space="preserve"> On the backend, I learnt how to design RESTful APIs, utilizing the embedded H2 Database Engine to persist user data. </w:t>
+      </w:r>
+      <w:r>
+        <w:rPr>
+          <w:rFonts w:ascii="Calibri Light" w:hAnsi="Calibri Light" w:cs="Calibri Light"/>
+          <w:sz w:val="18"/>
+          <w:szCs w:val="18"/>
+        </w:rPr>
+        <w:t>As another example, I also built AniMori, a desktop Japanese animation tracker</w:t>
+      </w:r>
+      <w:r>
+        <w:rPr>
+          <w:rFonts w:ascii="Calibri Light" w:hAnsi="Calibri Light" w:cs="Calibri Light"/>
+          <w:sz w:val="18"/>
+          <w:szCs w:val="18"/>
+        </w:rPr>
+        <w:t xml:space="preserve">, powered by ElectronJS and React for the frontend, and SQLite for the backend. </w:t>
+      </w:r>
+      <w:r>
+        <w:rPr>
+          <w:rFonts w:ascii="Calibri Light" w:hAnsi="Calibri Light" w:cs="Calibri Light"/>
+          <w:sz w:val="18"/>
+          <w:szCs w:val="18"/>
+        </w:rPr>
+        <w:t xml:space="preserve">I first designed and iterated the lightweight database schema, and </w:t>
+      </w:r>
+      <w:r>
+        <w:rPr>
+          <w:rFonts w:ascii="Calibri Light" w:hAnsi="Calibri Light" w:cs="Calibri Light"/>
+          <w:sz w:val="18"/>
+          <w:szCs w:val="18"/>
+        </w:rPr>
+        <w:t xml:space="preserve">proceeded to write reusable SQL queries to </w:t>
+      </w:r>
+      <w:r>
+        <w:rPr>
+          <w:rFonts w:ascii="Calibri Light" w:hAnsi="Calibri Light" w:cs="Calibri Light"/>
+          <w:sz w:val="18"/>
+          <w:szCs w:val="18"/>
+        </w:rPr>
+        <w:t xml:space="preserve">handle common </w:t>
+      </w:r>
+      <w:r>
+        <w:rPr>
+          <w:rFonts w:ascii="Calibri Light" w:hAnsi="Calibri Light" w:cs="Calibri Light"/>
+          <w:sz w:val="18"/>
+          <w:szCs w:val="18"/>
+        </w:rPr>
+        <w:t xml:space="preserve">CRUD operations. </w:t>
+      </w:r>
+      <w:r>
+        <w:rPr>
+          <w:rFonts w:ascii="Calibri Light" w:hAnsi="Calibri Light" w:cs="Calibri Light"/>
+          <w:sz w:val="18"/>
+          <w:szCs w:val="18"/>
+        </w:rPr>
+        <w:t xml:space="preserve">These projects and experiences have </w:t>
+      </w:r>
+      <w:r>
+        <w:rPr>
+          <w:rFonts w:ascii="Calibri Light" w:hAnsi="Calibri Light" w:cs="Calibri Light"/>
+          <w:sz w:val="18"/>
+          <w:szCs w:val="18"/>
+        </w:rPr>
+        <w:t xml:space="preserve">enhanced my capabilities in assessing real-world problems, </w:t>
+      </w:r>
+      <w:r>
+        <w:rPr>
+          <w:rFonts w:ascii="Calibri Light" w:hAnsi="Calibri Light" w:cs="Calibri Light"/>
+          <w:sz w:val="18"/>
+          <w:szCs w:val="18"/>
+        </w:rPr>
+        <w:t>coordinating technical workflows and</w:t>
+      </w:r>
+      <w:r>
+        <w:rPr>
+          <w:rFonts w:ascii="Calibri Light" w:hAnsi="Calibri Light" w:cs="Calibri Light"/>
+          <w:sz w:val="18"/>
+          <w:szCs w:val="18"/>
+        </w:rPr>
+        <w:t xml:space="preserve"> how to iteratively build and improve upon existing designs for continuous improvement.</w:t>
+      </w:r>
+      <w:r>
+        <w:rPr>
+          <w:rFonts w:ascii="Calibri Light" w:hAnsi="Calibri Light" w:cs="Calibri Light"/>
+          <w:sz w:val="18"/>
+          <w:szCs w:val="18"/>
+        </w:rPr>
+        <w:t xml:space="preserve"> </w:t>
+      </w:r>
+      <w:r>
+        <w:rPr>
+          <w:rFonts w:ascii="Calibri Light" w:hAnsi="Calibri Light" w:cs="Calibri Light"/>
+          <w:sz w:val="18"/>
+          <w:szCs w:val="18"/>
+        </w:rPr>
+        <w:t xml:space="preserve">It also helped </w:t>
+      </w:r>
+      <w:r>
+        <w:rPr>
+          <w:rFonts w:ascii="Calibri Light" w:hAnsi="Calibri Light" w:cs="Calibri Light"/>
+          <w:sz w:val="18"/>
+          <w:szCs w:val="18"/>
+        </w:rPr>
+        <w:t xml:space="preserve">sharpen my troubleshooting skills to become more structured, and </w:t>
+      </w:r>
+      <w:r>
+        <w:rPr>
+          <w:rFonts w:ascii="Calibri Light" w:hAnsi="Calibri Light" w:cs="Calibri Light"/>
+          <w:sz w:val="18"/>
+          <w:szCs w:val="18"/>
+        </w:rPr>
+        <w:t>how to</w:t>
+      </w:r>
+      <w:r>
+        <w:rPr>
+          <w:rFonts w:ascii="Calibri Light" w:hAnsi="Calibri Light" w:cs="Calibri Light"/>
+          <w:sz w:val="18"/>
+          <w:szCs w:val="18"/>
+        </w:rPr>
+        <w:t xml:space="preserve"> </w:t>
+      </w:r>
+      <w:r>
+        <w:rPr>
+          <w:rFonts w:ascii="Calibri Light" w:hAnsi="Calibri Light" w:cs="Calibri Light"/>
+          <w:sz w:val="18"/>
+          <w:szCs w:val="18"/>
+        </w:rPr>
+        <w:t xml:space="preserve">think in a detail-oriented manner: all of which are key skills that are required in applying software and data tools </w:t>
+      </w:r>
+      <w:r>
+        <w:rPr>
+          <w:rFonts w:ascii="Calibri Light" w:hAnsi="Calibri Light" w:cs="Calibri Light"/>
+          <w:sz w:val="18"/>
+          <w:szCs w:val="18"/>
+        </w:rPr>
+        <w:t>to</w:t>
+      </w:r>
+      <w:r>
+        <w:rPr>
+          <w:rFonts w:ascii="Calibri Light" w:hAnsi="Calibri Light" w:cs="Calibri Light"/>
+          <w:sz w:val="18"/>
+          <w:szCs w:val="18"/>
+        </w:rPr>
+        <w:t xml:space="preserve">wards </w:t>
+      </w:r>
+      <w:r>
+        <w:rPr>
+          <w:rFonts w:ascii="Calibri Light" w:hAnsi="Calibri Light" w:cs="Calibri Light"/>
+          <w:sz w:val="18"/>
+          <w:szCs w:val="18"/>
+        </w:rPr>
+        <w:t>day-to-day challenges.</w:t>
       </w:r>
     </w:p>
     <w:p>
@@ -595,7 +807,152 @@
           <w:sz w:val="18"/>
           <w:szCs w:val="18"/>
         </w:rPr>
-        <w:t xml:space="preserve"> Prior to pursuing software development, I worked for nearly three years as a clinical genetics technologist, where I gained valuable experience with the Genome Diagnostics team at the Provincial Health Services Authority. In this high-stakes, detail-driven environment, I supported end-to-end diagnostic workflows – from accessioning biohazardous patient specimens to interpreting results, I brought a passionate work ethic to every task involved. I routinely worked with our laboratory information systems for reporting results – SHIRE and SunQuest – and collaborated in a cross-functional team consisting of researchers, clinicians and technologists to ensure test results were delivered under established turnaround times. This required meticulous attention to detail and a high commitment to quality and accuracy. Just as importantly, I also took on mentorship responsibilities, training incoming junior technologists and practicum students, helping to foster a collaborative, growth-oriented learning environment: an experience that required clear communication, empathy and patience. My role at PHSA highlights many necessary soft skills, including the ability to learn quickly, adaptability to various responsibilities, and the ability to effectively communicate complex concepts in a concise manner. This role instilled in me a strong sense of responsibility, which are all traits that now carry over into how I approach coding, testing and team-based projects.</w:t>
+        <w:t xml:space="preserve">Currently, I am gaining practical experiences as an Information Technology Analyst Co-op Student with Shared Services Canada, </w:t>
+      </w:r>
+      <w:r>
+        <w:rPr>
+          <w:rFonts w:ascii="Calibri Light" w:hAnsi="Calibri Light" w:cs="Calibri Light"/>
+          <w:sz w:val="18"/>
+          <w:szCs w:val="18"/>
+        </w:rPr>
+        <w:t xml:space="preserve">where I am supporting enterprise-level IT workflows for the federal government. </w:t>
+      </w:r>
+      <w:r>
+        <w:rPr>
+          <w:rFonts w:ascii="Calibri Light" w:hAnsi="Calibri Light" w:cs="Calibri Light"/>
+          <w:sz w:val="18"/>
+          <w:szCs w:val="18"/>
+        </w:rPr>
+        <w:t xml:space="preserve">This role </w:t>
+      </w:r>
+      <w:r>
+        <w:rPr>
+          <w:rFonts w:ascii="Calibri Light" w:hAnsi="Calibri Light" w:cs="Calibri Light"/>
+          <w:sz w:val="18"/>
+          <w:szCs w:val="18"/>
+        </w:rPr>
+        <w:t xml:space="preserve">is not only enhancing my current technical skillset by </w:t>
+      </w:r>
+      <w:r>
+        <w:rPr>
+          <w:rFonts w:ascii="Calibri Light" w:hAnsi="Calibri Light" w:cs="Calibri Light"/>
+          <w:sz w:val="18"/>
+          <w:szCs w:val="18"/>
+        </w:rPr>
+        <w:t xml:space="preserve">exposing me to </w:t>
+      </w:r>
+      <w:r>
+        <w:rPr>
+          <w:rFonts w:ascii="Calibri Light" w:hAnsi="Calibri Light" w:cs="Calibri Light"/>
+          <w:sz w:val="18"/>
+          <w:szCs w:val="18"/>
+        </w:rPr>
+        <w:t xml:space="preserve">tools used within Agile teams, such as </w:t>
+      </w:r>
+      <w:r>
+        <w:rPr>
+          <w:rFonts w:ascii="Calibri Light" w:hAnsi="Calibri Light" w:cs="Calibri Light"/>
+          <w:sz w:val="18"/>
+          <w:szCs w:val="18"/>
+          <w:highlight w:val="yellow"/>
+        </w:rPr>
+        <w:t>[Include here when starting]</w:t>
+      </w:r>
+      <w:r>
+        <w:rPr>
+          <w:rFonts w:ascii="Calibri Light" w:hAnsi="Calibri Light" w:cs="Calibri Light"/>
+          <w:sz w:val="18"/>
+          <w:szCs w:val="18"/>
+        </w:rPr>
+        <w:t xml:space="preserve">, but is also </w:t>
+      </w:r>
+      <w:r>
+        <w:rPr>
+          <w:rFonts w:ascii="Calibri Light" w:hAnsi="Calibri Light" w:cs="Calibri Light"/>
+          <w:sz w:val="18"/>
+          <w:szCs w:val="18"/>
+        </w:rPr>
+        <w:t xml:space="preserve">helping me develop many transferrable skills that are necessary in working </w:t>
+      </w:r>
+      <w:r>
+        <w:rPr>
+          <w:rFonts w:ascii="Calibri Light" w:hAnsi="Calibri Light" w:cs="Calibri Light"/>
+          <w:sz w:val="18"/>
+          <w:szCs w:val="18"/>
+        </w:rPr>
+        <w:t>in a client-facing role</w:t>
+      </w:r>
+      <w:r>
+        <w:rPr>
+          <w:rFonts w:ascii="Calibri Light" w:hAnsi="Calibri Light" w:cs="Calibri Light"/>
+          <w:sz w:val="18"/>
+          <w:szCs w:val="18"/>
+        </w:rPr>
+        <w:t>, such as interpersonal communication, time management and task prioritization.</w:t>
+      </w:r>
+      <w:r>
+        <w:rPr>
+          <w:rFonts w:ascii="Calibri Light" w:hAnsi="Calibri Light" w:cs="Calibri Light"/>
+          <w:sz w:val="18"/>
+          <w:szCs w:val="18"/>
+        </w:rPr>
+        <w:t xml:space="preserve"> </w:t>
+      </w:r>
+      <w:r>
+        <w:rPr>
+          <w:rFonts w:ascii="Calibri Light" w:hAnsi="Calibri Light" w:cs="Calibri Light"/>
+          <w:sz w:val="18"/>
+          <w:szCs w:val="18"/>
+        </w:rPr>
+        <w:t>Prior to pursuing software development, I worked for nearly three years as a clinical genetics technologist, where I gained valuable experience with the Genome Diagnostics team at the Provincial Health Services Authority. In this high-stakes, detail-driven environment, I supported end-to-end diagnostic workflows – from accessioning biohazardous patient specimens to interpreting results, I brought a passionate work ethic to every task involved. I routinely worked with our laboratory information systems for reporting results</w:t>
+      </w:r>
+      <w:r>
+        <w:rPr>
+          <w:rFonts w:ascii="Calibri Light" w:hAnsi="Calibri Light" w:cs="Calibri Light"/>
+          <w:sz w:val="18"/>
+          <w:szCs w:val="18"/>
+        </w:rPr>
+        <w:t>,</w:t>
+      </w:r>
+      <w:r>
+        <w:rPr>
+          <w:rFonts w:ascii="Calibri Light" w:hAnsi="Calibri Light" w:cs="Calibri Light"/>
+          <w:sz w:val="18"/>
+          <w:szCs w:val="18"/>
+        </w:rPr>
+        <w:t xml:space="preserve"> and collaborated in a cross-functional team consisting of researchers, clinicians and technologists to ensure test results were delivered under established turnaround times. This required meticulous attention to detail and a high commitment to quality and accuracy. Just as importantly, I also took on mentorship responsibilities, training incoming junior technologists and practicum students, helping to foster a collaborative, growth-oriented learning environment: an experience that required clear communication, empathy and patience. My role at PHSA highlights many necessary soft skills, including the ability to learn quickly, adaptability to various responsibilities, and the ability to effectively communicate complex concepts </w:t>
+      </w:r>
+      <w:r>
+        <w:rPr>
+          <w:rFonts w:ascii="Calibri Light" w:hAnsi="Calibri Light" w:cs="Calibri Light"/>
+          <w:sz w:val="18"/>
+          <w:szCs w:val="18"/>
+        </w:rPr>
+        <w:t>concisely</w:t>
+      </w:r>
+      <w:r>
+        <w:rPr>
+          <w:rFonts w:ascii="Calibri Light" w:hAnsi="Calibri Light" w:cs="Calibri Light"/>
+          <w:sz w:val="18"/>
+          <w:szCs w:val="18"/>
+        </w:rPr>
+        <w:t xml:space="preserve">. This role instilled in me a strong sense of responsibility, which are all traits that now carry over into how I approach </w:t>
+      </w:r>
+      <w:r>
+        <w:rPr>
+          <w:rFonts w:ascii="Calibri Light" w:hAnsi="Calibri Light" w:cs="Calibri Light"/>
+          <w:sz w:val="18"/>
+          <w:szCs w:val="18"/>
+        </w:rPr>
+        <w:t>analytics</w:t>
+      </w:r>
+      <w:r>
+        <w:rPr>
+          <w:rFonts w:ascii="Calibri Light" w:hAnsi="Calibri Light" w:cs="Calibri Light"/>
+          <w:sz w:val="18"/>
+          <w:szCs w:val="18"/>
+        </w:rPr>
+        <w:t>, testing and team-based projects.</w:t>
       </w:r>
     </w:p>
     <w:p>
@@ -771,26 +1128,15 @@
         </w:rPr>
         <w:t xml:space="preserve"> work ethic to your team.</w:t>
       </w:r>
-    </w:p>
-    <w:p>
-      <w:pPr>
-        <w:pBdr>
-          <w:top w:val="nil"/>
-          <w:left w:val="nil"/>
-          <w:bottom w:val="nil"/>
-          <w:right w:val="nil"/>
-          <w:between w:val="nil"/>
-        </w:pBdr>
-        <w:spacing w:before="175" w:line="276" w:lineRule="auto"/>
-        <w:ind w:right="113"/>
-        <w:jc w:val="both"/>
+      <w:r>
         <w:rPr>
           <w:rFonts w:ascii="Calibri Light" w:hAnsi="Calibri Light" w:cs="Calibri Light"/>
           <w:color w:val="111111"/>
           <w:sz w:val="18"/>
           <w:szCs w:val="18"/>
         </w:rPr>
-      </w:pPr>
+        <w:t xml:space="preserve"> </w:t>
+      </w:r>
       <w:r>
         <w:rPr>
           <w:rFonts w:ascii="Calibri Light" w:hAnsi="Calibri Light" w:cs="Calibri Light"/>
@@ -1983,6 +2329,7 @@
   <w:style w:type="character" w:default="1" w:styleId="DefaultParagraphFont">
     <w:name w:val="Default Paragraph Font"/>
     <w:uiPriority w:val="1"/>
+    <w:semiHidden/>
     <w:unhideWhenUsed/>
   </w:style>
   <w:style w:type="table" w:default="1" w:styleId="TableNormal">

--- a/DataScience_CoverLetterTemplate.docx
+++ b/DataScience_CoverLetterTemplate.docx
@@ -572,23 +572,79 @@
           <w:sz w:val="18"/>
           <w:szCs w:val="18"/>
         </w:rPr>
-        <w:t>For example, through the Google Data Analytics Certificate program, I learnt the foundations of exploratory data analysis, including fundamentals of manipulating data in Excel and SQL through BigQuery, and was introduced to visualization platforms such as Tableau and Power BI. I further expanded my analytical skills through my enrollment in an introductory data science course through my curriculum, where I used R and Jupyter Notebooks to read, transform and clean a dataset of over 1, 500 records for the Pacific Laboratory for Artificial Intelligence. Here, I visualized the data and supported the development of a K-NN regression predictive model to uncover trends from the data, reinforcing my understanding of predictive analytics</w:t>
-      </w:r>
-      <w:r>
-        <w:rPr>
-          <w:rFonts w:ascii="Calibri Light" w:hAnsi="Calibri Light" w:cs="Calibri Light"/>
-          <w:sz w:val="18"/>
-          <w:szCs w:val="18"/>
-        </w:rPr>
-        <w:t xml:space="preserve"> and data storytelling</w:t>
-      </w:r>
-      <w:r>
-        <w:rPr>
-          <w:rFonts w:ascii="Calibri Light" w:hAnsi="Calibri Light" w:cs="Calibri Light"/>
-          <w:sz w:val="18"/>
-          <w:szCs w:val="18"/>
-        </w:rPr>
-        <w:t>. Outside of the classroom, I have also worked in small Agile-style teams</w:t>
+        <w:t>T</w:t>
+      </w:r>
+      <w:r>
+        <w:rPr>
+          <w:rFonts w:ascii="Calibri Light" w:hAnsi="Calibri Light" w:cs="Calibri Light"/>
+          <w:sz w:val="18"/>
+          <w:szCs w:val="18"/>
+        </w:rPr>
+        <w:t>hrough the Google Data Analytics Certificate program, I learnt the foundations of exploratory data analysis, including fundamentals of manipulating data in Excel</w:t>
+      </w:r>
+      <w:r>
+        <w:rPr>
+          <w:rFonts w:ascii="Calibri Light" w:hAnsi="Calibri Light" w:cs="Calibri Light"/>
+          <w:sz w:val="18"/>
+          <w:szCs w:val="18"/>
+        </w:rPr>
+        <w:t xml:space="preserve">, </w:t>
+      </w:r>
+      <w:r>
+        <w:rPr>
+          <w:rFonts w:ascii="Calibri Light" w:hAnsi="Calibri Light" w:cs="Calibri Light"/>
+          <w:sz w:val="18"/>
+          <w:szCs w:val="18"/>
+        </w:rPr>
+        <w:t>SQL</w:t>
+      </w:r>
+      <w:r>
+        <w:rPr>
+          <w:rFonts w:ascii="Calibri Light" w:hAnsi="Calibri Light" w:cs="Calibri Light"/>
+          <w:sz w:val="18"/>
+          <w:szCs w:val="18"/>
+        </w:rPr>
+        <w:t xml:space="preserve"> and</w:t>
+      </w:r>
+      <w:r>
+        <w:rPr>
+          <w:rFonts w:ascii="Calibri Light" w:hAnsi="Calibri Light" w:cs="Calibri Light"/>
+          <w:sz w:val="18"/>
+          <w:szCs w:val="18"/>
+        </w:rPr>
+        <w:t xml:space="preserve"> BigQuery, and was introduced to visualization platforms such as Tableau and Power BI. I expanded my analytical skills through my enrollment in </w:t>
+      </w:r>
+      <w:r>
+        <w:rPr>
+          <w:rFonts w:ascii="Calibri Light" w:hAnsi="Calibri Light" w:cs="Calibri Light"/>
+          <w:sz w:val="18"/>
+          <w:szCs w:val="18"/>
+        </w:rPr>
+        <w:t>a</w:t>
+      </w:r>
+      <w:r>
+        <w:rPr>
+          <w:rFonts w:ascii="Calibri Light" w:hAnsi="Calibri Light" w:cs="Calibri Light"/>
+          <w:sz w:val="18"/>
+          <w:szCs w:val="18"/>
+        </w:rPr>
+        <w:t xml:space="preserve"> data science course, where I used R and Jupyter Notebooks to read, transform and clean a dataset of over 1, 500 records for the Pacific Laboratory for Artificial Intelligence. Here, I visualized the data and supported the development of a K-NN regression predictive model to uncover </w:t>
+      </w:r>
+      <w:r>
+        <w:rPr>
+          <w:rFonts w:ascii="Calibri Light" w:hAnsi="Calibri Light" w:cs="Calibri Light"/>
+          <w:sz w:val="18"/>
+          <w:szCs w:val="18"/>
+        </w:rPr>
+        <w:t>data trends</w:t>
+      </w:r>
+      <w:r>
+        <w:rPr>
+          <w:rFonts w:ascii="Calibri Light" w:hAnsi="Calibri Light" w:cs="Calibri Light"/>
+          <w:sz w:val="18"/>
+          <w:szCs w:val="18"/>
+        </w:rPr>
+        <w:t>, reinforcing my understanding of predictive analytics and data storytelling. Outside of the classroom, I have also worked in small Agile-style teams</w:t>
       </w:r>
       <w:r>
         <w:rPr>
@@ -612,175 +668,7 @@
           <w:sz w:val="18"/>
           <w:szCs w:val="18"/>
         </w:rPr>
-        <w:t xml:space="preserve">. As an example, I </w:t>
-      </w:r>
-      <w:r>
-        <w:rPr>
-          <w:rFonts w:ascii="Calibri Light" w:hAnsi="Calibri Light" w:cs="Calibri Light"/>
-          <w:sz w:val="18"/>
-          <w:szCs w:val="18"/>
-        </w:rPr>
-        <w:t>am currently working on scaling SipLy from an academic Java-based CLI and Swing health tracking application into a full-stack React and Spring Boot web application.</w:t>
-      </w:r>
-      <w:r>
-        <w:rPr>
-          <w:rFonts w:ascii="Calibri Light" w:hAnsi="Calibri Light" w:cs="Calibri Light"/>
-          <w:sz w:val="18"/>
-          <w:szCs w:val="18"/>
-        </w:rPr>
-        <w:t xml:space="preserve"> On the backend, I learnt how to design RESTful APIs, utilizing the embedded H2 Database Engine to persist user data. </w:t>
-      </w:r>
-      <w:r>
-        <w:rPr>
-          <w:rFonts w:ascii="Calibri Light" w:hAnsi="Calibri Light" w:cs="Calibri Light"/>
-          <w:sz w:val="18"/>
-          <w:szCs w:val="18"/>
-        </w:rPr>
-        <w:t>As another example, I also built AniMori, a desktop Japanese animation tracker</w:t>
-      </w:r>
-      <w:r>
-        <w:rPr>
-          <w:rFonts w:ascii="Calibri Light" w:hAnsi="Calibri Light" w:cs="Calibri Light"/>
-          <w:sz w:val="18"/>
-          <w:szCs w:val="18"/>
-        </w:rPr>
-        <w:t xml:space="preserve">, powered by ElectronJS and React for the frontend, and SQLite for the backend. </w:t>
-      </w:r>
-      <w:r>
-        <w:rPr>
-          <w:rFonts w:ascii="Calibri Light" w:hAnsi="Calibri Light" w:cs="Calibri Light"/>
-          <w:sz w:val="18"/>
-          <w:szCs w:val="18"/>
-        </w:rPr>
-        <w:t xml:space="preserve">I first designed and iterated the lightweight database schema, and </w:t>
-      </w:r>
-      <w:r>
-        <w:rPr>
-          <w:rFonts w:ascii="Calibri Light" w:hAnsi="Calibri Light" w:cs="Calibri Light"/>
-          <w:sz w:val="18"/>
-          <w:szCs w:val="18"/>
-        </w:rPr>
-        <w:t xml:space="preserve">proceeded to write reusable SQL queries to </w:t>
-      </w:r>
-      <w:r>
-        <w:rPr>
-          <w:rFonts w:ascii="Calibri Light" w:hAnsi="Calibri Light" w:cs="Calibri Light"/>
-          <w:sz w:val="18"/>
-          <w:szCs w:val="18"/>
-        </w:rPr>
-        <w:t xml:space="preserve">handle common </w:t>
-      </w:r>
-      <w:r>
-        <w:rPr>
-          <w:rFonts w:ascii="Calibri Light" w:hAnsi="Calibri Light" w:cs="Calibri Light"/>
-          <w:sz w:val="18"/>
-          <w:szCs w:val="18"/>
-        </w:rPr>
-        <w:t xml:space="preserve">CRUD operations. </w:t>
-      </w:r>
-      <w:r>
-        <w:rPr>
-          <w:rFonts w:ascii="Calibri Light" w:hAnsi="Calibri Light" w:cs="Calibri Light"/>
-          <w:sz w:val="18"/>
-          <w:szCs w:val="18"/>
-        </w:rPr>
-        <w:t xml:space="preserve">These projects and experiences have </w:t>
-      </w:r>
-      <w:r>
-        <w:rPr>
-          <w:rFonts w:ascii="Calibri Light" w:hAnsi="Calibri Light" w:cs="Calibri Light"/>
-          <w:sz w:val="18"/>
-          <w:szCs w:val="18"/>
-        </w:rPr>
-        <w:t xml:space="preserve">enhanced my capabilities in assessing real-world problems, </w:t>
-      </w:r>
-      <w:r>
-        <w:rPr>
-          <w:rFonts w:ascii="Calibri Light" w:hAnsi="Calibri Light" w:cs="Calibri Light"/>
-          <w:sz w:val="18"/>
-          <w:szCs w:val="18"/>
-        </w:rPr>
-        <w:t>coordinating technical workflows and</w:t>
-      </w:r>
-      <w:r>
-        <w:rPr>
-          <w:rFonts w:ascii="Calibri Light" w:hAnsi="Calibri Light" w:cs="Calibri Light"/>
-          <w:sz w:val="18"/>
-          <w:szCs w:val="18"/>
-        </w:rPr>
-        <w:t xml:space="preserve"> how to iteratively build and improve upon existing designs for continuous improvement.</w:t>
-      </w:r>
-      <w:r>
-        <w:rPr>
-          <w:rFonts w:ascii="Calibri Light" w:hAnsi="Calibri Light" w:cs="Calibri Light"/>
-          <w:sz w:val="18"/>
-          <w:szCs w:val="18"/>
-        </w:rPr>
-        <w:t xml:space="preserve"> </w:t>
-      </w:r>
-      <w:r>
-        <w:rPr>
-          <w:rFonts w:ascii="Calibri Light" w:hAnsi="Calibri Light" w:cs="Calibri Light"/>
-          <w:sz w:val="18"/>
-          <w:szCs w:val="18"/>
-        </w:rPr>
-        <w:t xml:space="preserve">It also helped </w:t>
-      </w:r>
-      <w:r>
-        <w:rPr>
-          <w:rFonts w:ascii="Calibri Light" w:hAnsi="Calibri Light" w:cs="Calibri Light"/>
-          <w:sz w:val="18"/>
-          <w:szCs w:val="18"/>
-        </w:rPr>
-        <w:t xml:space="preserve">sharpen my troubleshooting skills to become more structured, and </w:t>
-      </w:r>
-      <w:r>
-        <w:rPr>
-          <w:rFonts w:ascii="Calibri Light" w:hAnsi="Calibri Light" w:cs="Calibri Light"/>
-          <w:sz w:val="18"/>
-          <w:szCs w:val="18"/>
-        </w:rPr>
-        <w:t>how to</w:t>
-      </w:r>
-      <w:r>
-        <w:rPr>
-          <w:rFonts w:ascii="Calibri Light" w:hAnsi="Calibri Light" w:cs="Calibri Light"/>
-          <w:sz w:val="18"/>
-          <w:szCs w:val="18"/>
-        </w:rPr>
-        <w:t xml:space="preserve"> </w:t>
-      </w:r>
-      <w:r>
-        <w:rPr>
-          <w:rFonts w:ascii="Calibri Light" w:hAnsi="Calibri Light" w:cs="Calibri Light"/>
-          <w:sz w:val="18"/>
-          <w:szCs w:val="18"/>
-        </w:rPr>
-        <w:t xml:space="preserve">think in a detail-oriented manner: all of which are key skills that are required in applying software and data tools </w:t>
-      </w:r>
-      <w:r>
-        <w:rPr>
-          <w:rFonts w:ascii="Calibri Light" w:hAnsi="Calibri Light" w:cs="Calibri Light"/>
-          <w:sz w:val="18"/>
-          <w:szCs w:val="18"/>
-        </w:rPr>
-        <w:t>to</w:t>
-      </w:r>
-      <w:r>
-        <w:rPr>
-          <w:rFonts w:ascii="Calibri Light" w:hAnsi="Calibri Light" w:cs="Calibri Light"/>
-          <w:sz w:val="18"/>
-          <w:szCs w:val="18"/>
-        </w:rPr>
-        <w:t xml:space="preserve">wards </w:t>
-      </w:r>
-      <w:r>
-        <w:rPr>
-          <w:rFonts w:ascii="Calibri Light" w:hAnsi="Calibri Light" w:cs="Calibri Light"/>
-          <w:sz w:val="18"/>
-          <w:szCs w:val="18"/>
-        </w:rPr>
-        <w:t>day-to-day challenges.</w:t>
+        <w:t>. As an example, I am currently working on scaling SipLy from an academic Java-based CLI and Swing health tracking application into a full-stack React and Spring Boot web application. On the backend, I learnt how to design RESTful APIs, utilizing the embedded H2 Database Engine to persist user data. As another example, I also built AniMori, a desktop Japanese animation tracker, powered by Electron.js and React for the frontend, and SQLite for the backend. I first designed and iterated the lightweight database schema, and proceeded to write reusable SQL queries to handle common CRUD operations. These experiences have enhanced my capabilities in assessing real-world problems, coordinating technical workflows and how to iteratively improve existing designs for continuous improvement. It also helped sharpen my troubleshooting skills, as well as how to approach problems in a detail-oriented manner: all of which are key skills that are required in applying data tools towards day-to-day challenges.</w:t>
       </w:r>
     </w:p>
     <w:p>
@@ -807,96 +695,7 @@
           <w:sz w:val="18"/>
           <w:szCs w:val="18"/>
         </w:rPr>
-        <w:t xml:space="preserve">Currently, I am gaining practical experiences as an Information Technology Analyst Co-op Student with Shared Services Canada, </w:t>
-      </w:r>
-      <w:r>
-        <w:rPr>
-          <w:rFonts w:ascii="Calibri Light" w:hAnsi="Calibri Light" w:cs="Calibri Light"/>
-          <w:sz w:val="18"/>
-          <w:szCs w:val="18"/>
-        </w:rPr>
-        <w:t xml:space="preserve">where I am supporting enterprise-level IT workflows for the federal government. </w:t>
-      </w:r>
-      <w:r>
-        <w:rPr>
-          <w:rFonts w:ascii="Calibri Light" w:hAnsi="Calibri Light" w:cs="Calibri Light"/>
-          <w:sz w:val="18"/>
-          <w:szCs w:val="18"/>
-        </w:rPr>
-        <w:t xml:space="preserve">This role </w:t>
-      </w:r>
-      <w:r>
-        <w:rPr>
-          <w:rFonts w:ascii="Calibri Light" w:hAnsi="Calibri Light" w:cs="Calibri Light"/>
-          <w:sz w:val="18"/>
-          <w:szCs w:val="18"/>
-        </w:rPr>
-        <w:t xml:space="preserve">is not only enhancing my current technical skillset by </w:t>
-      </w:r>
-      <w:r>
-        <w:rPr>
-          <w:rFonts w:ascii="Calibri Light" w:hAnsi="Calibri Light" w:cs="Calibri Light"/>
-          <w:sz w:val="18"/>
-          <w:szCs w:val="18"/>
-        </w:rPr>
-        <w:t xml:space="preserve">exposing me to </w:t>
-      </w:r>
-      <w:r>
-        <w:rPr>
-          <w:rFonts w:ascii="Calibri Light" w:hAnsi="Calibri Light" w:cs="Calibri Light"/>
-          <w:sz w:val="18"/>
-          <w:szCs w:val="18"/>
-        </w:rPr>
-        <w:t xml:space="preserve">tools used within Agile teams, such as </w:t>
-      </w:r>
-      <w:r>
-        <w:rPr>
-          <w:rFonts w:ascii="Calibri Light" w:hAnsi="Calibri Light" w:cs="Calibri Light"/>
-          <w:sz w:val="18"/>
-          <w:szCs w:val="18"/>
-          <w:highlight w:val="yellow"/>
-        </w:rPr>
-        <w:t>[Include here when starting]</w:t>
-      </w:r>
-      <w:r>
-        <w:rPr>
-          <w:rFonts w:ascii="Calibri Light" w:hAnsi="Calibri Light" w:cs="Calibri Light"/>
-          <w:sz w:val="18"/>
-          <w:szCs w:val="18"/>
-        </w:rPr>
-        <w:t xml:space="preserve">, but is also </w:t>
-      </w:r>
-      <w:r>
-        <w:rPr>
-          <w:rFonts w:ascii="Calibri Light" w:hAnsi="Calibri Light" w:cs="Calibri Light"/>
-          <w:sz w:val="18"/>
-          <w:szCs w:val="18"/>
-        </w:rPr>
-        <w:t xml:space="preserve">helping me develop many transferrable skills that are necessary in working </w:t>
-      </w:r>
-      <w:r>
-        <w:rPr>
-          <w:rFonts w:ascii="Calibri Light" w:hAnsi="Calibri Light" w:cs="Calibri Light"/>
-          <w:sz w:val="18"/>
-          <w:szCs w:val="18"/>
-        </w:rPr>
-        <w:t>in a client-facing role</w:t>
-      </w:r>
-      <w:r>
-        <w:rPr>
-          <w:rFonts w:ascii="Calibri Light" w:hAnsi="Calibri Light" w:cs="Calibri Light"/>
-          <w:sz w:val="18"/>
-          <w:szCs w:val="18"/>
-        </w:rPr>
-        <w:t>, such as interpersonal communication, time management and task prioritization.</w:t>
-      </w:r>
-      <w:r>
-        <w:rPr>
-          <w:rFonts w:ascii="Calibri Light" w:hAnsi="Calibri Light" w:cs="Calibri Light"/>
-          <w:sz w:val="18"/>
-          <w:szCs w:val="18"/>
-        </w:rPr>
-        <w:t xml:space="preserve"> </w:t>
+        <w:t xml:space="preserve">Currently, I am gaining practical experience as an Information Technology Analyst Co-op Student with Shared Services Canada, where I am supporting enterprise-level IT workflows for the federal government. This role is not only enhancing my current technical skillset by exposing me to tools used within Agile teams, such as Service Manager 9, Confluence and Linux-based operating systems; it is also helping me develop many transferrable skills that are necessary in working in a client-facing role, such as interpersonal communication and task prioritization. Additionally, I am also taking initiative to identify areas in my workflow to improve efficiency. For example, I am currently building lightweight tools and scripts with JavaScript, PowerShell and Python to streamline recurring processes, building upon my interests in workflow optimization. </w:t>
       </w:r>
       <w:r>
         <w:rPr>
@@ -920,7 +719,23 @@
           <w:sz w:val="18"/>
           <w:szCs w:val="18"/>
         </w:rPr>
-        <w:t xml:space="preserve"> and collaborated in a cross-functional team consisting of researchers, clinicians and technologists to ensure test results were delivered under established turnaround times. This required meticulous attention to detail and a high commitment to quality and accuracy. Just as importantly, I also took on mentorship responsibilities, training incoming junior technologists and practicum students, helping to foster a collaborative, growth-oriented learning environment: an experience that required clear communication, empathy and patience. My role at PHSA highlights many necessary soft skills, including the ability to learn quickly, adaptability to various responsibilities, and the ability to effectively communicate complex concepts </w:t>
+        <w:t xml:space="preserve"> and collaborated in a cross-functional team consisting of researchers, clinicians and technologists to ensure test results were delivered under established turnaround times. This required meticulous attention to detail and a high commitment to quality and accuracy. Just as importantly, I also took on mentorship responsibilities, training incoming junior technologists and practicum students, helping to foster a collaborative, growth-oriented learning environment</w:t>
+      </w:r>
+      <w:r>
+        <w:rPr>
+          <w:rFonts w:ascii="Calibri Light" w:hAnsi="Calibri Light" w:cs="Calibri Light"/>
+          <w:sz w:val="18"/>
+          <w:szCs w:val="18"/>
+        </w:rPr>
+        <w:t>.</w:t>
+      </w:r>
+      <w:r>
+        <w:rPr>
+          <w:rFonts w:ascii="Calibri Light" w:hAnsi="Calibri Light" w:cs="Calibri Light"/>
+          <w:sz w:val="18"/>
+          <w:szCs w:val="18"/>
+        </w:rPr>
+        <w:t xml:space="preserve"> My role highlights many necessary soft skills, including the ability to learn quickly, adaptability to various responsibilities, and the ability to effectively communicate complex concepts </w:t>
       </w:r>
       <w:r>
         <w:rPr>
@@ -1183,25 +998,24 @@
         </w:rPr>
         <w:t>Best regards,</w:t>
       </w:r>
-    </w:p>
-    <w:p>
-      <w:pPr>
-        <w:pBdr>
-          <w:top w:val="nil"/>
-          <w:left w:val="nil"/>
-          <w:bottom w:val="nil"/>
-          <w:right w:val="nil"/>
-          <w:between w:val="nil"/>
-        </w:pBdr>
-        <w:spacing w:before="175" w:line="276" w:lineRule="auto"/>
-        <w:ind w:right="391"/>
-        <w:rPr>
-          <w:rFonts w:asciiTheme="majorHAnsi" w:hAnsiTheme="majorHAnsi" w:cstheme="majorHAnsi"/>
+      <w:r>
+        <w:rPr>
+          <w:rFonts w:ascii="Calibri Light" w:hAnsi="Calibri Light" w:cs="Calibri Light"/>
           <w:color w:val="111111"/>
           <w:sz w:val="18"/>
           <w:szCs w:val="18"/>
         </w:rPr>
-      </w:pPr>
+        <w:br/>
+      </w:r>
+      <w:r>
+        <w:rPr>
+          <w:rFonts w:ascii="Calibri Light" w:hAnsi="Calibri Light" w:cs="Calibri Light"/>
+          <w:color w:val="111111"/>
+          <w:sz w:val="18"/>
+          <w:szCs w:val="18"/>
+        </w:rPr>
+        <w:br/>
+      </w:r>
       <w:r>
         <w:rPr>
           <w:rFonts w:ascii="Calibri Light" w:hAnsi="Calibri Light" w:cs="Calibri Light"/>

--- a/DataScience_CoverLetterTemplate.docx
+++ b/DataScience_CoverLetterTemplate.docx
@@ -689,13 +689,40 @@
           <w:szCs w:val="18"/>
         </w:rPr>
       </w:pPr>
-      <w:r>
-        <w:rPr>
-          <w:rFonts w:ascii="Calibri Light" w:hAnsi="Calibri Light" w:cs="Calibri Light"/>
-          <w:sz w:val="18"/>
-          <w:szCs w:val="18"/>
-        </w:rPr>
-        <w:t xml:space="preserve">Currently, I am gaining practical experience as an Information Technology Analyst Co-op Student with Shared Services Canada, where I am supporting enterprise-level IT workflows for the federal government. This role is not only enhancing my current technical skillset by exposing me to tools used within Agile teams, such as Service Manager 9, Confluence and Linux-based operating systems; it is also helping me develop many transferrable skills that are necessary in working in a client-facing role, such as interpersonal communication and task prioritization. Additionally, I am also taking initiative to identify areas in my workflow to improve efficiency. For example, I am currently building lightweight tools and scripts with JavaScript, PowerShell and Python to streamline recurring processes, building upon my interests in workflow optimization. </w:t>
+      <w:commentRangeStart w:id="0"/>
+      <w:r>
+        <w:rPr>
+          <w:rFonts w:ascii="Calibri Light" w:hAnsi="Calibri Light" w:cs="Calibri Light"/>
+          <w:sz w:val="18"/>
+          <w:szCs w:val="18"/>
+          <w:highlight w:val="yellow"/>
+        </w:rPr>
+        <w:t>Building upon my prior experience, I have been actively developing my technical expertise through both co-op and personal projects. Previously, I was associated with Shared Services Canada as an I.T. Analyst, where I supported enterprise-level I.T. workflows within the federal government.</w:t>
+      </w:r>
+      <w:r>
+        <w:rPr>
+          <w:rFonts w:ascii="Calibri Light" w:hAnsi="Calibri Light" w:cs="Calibri Light"/>
+          <w:sz w:val="18"/>
+          <w:szCs w:val="18"/>
+        </w:rPr>
+        <w:t xml:space="preserve"> </w:t>
+      </w:r>
+      <w:commentRangeEnd w:id="0"/>
+      <w:r>
+        <w:rPr>
+          <w:rStyle w:val="CommentReference"/>
+          <w:sz w:val="18"/>
+          <w:szCs w:val="18"/>
+        </w:rPr>
+        <w:commentReference w:id="0"/>
+      </w:r>
+      <w:r>
+        <w:rPr>
+          <w:rFonts w:ascii="Calibri Light" w:hAnsi="Calibri Light" w:cs="Calibri Light"/>
+          <w:sz w:val="18"/>
+          <w:szCs w:val="18"/>
+        </w:rPr>
+        <w:t xml:space="preserve">I became exposed to cloud-based technologies and effectively leveraged PowerShell scripts to complete tasks relating to user state management. I also improved Tier-1 ticketing efficiency by developing a Python-based desktop application. I utilized libraries such as Tkinter to build a responsive graphical user interface, automating Excel template cell population, and automatic copy-paste functionalities. This significantly reduced manual data entry errors and had also improved processing speed by 75%. </w:t>
       </w:r>
       <w:r>
         <w:rPr>
@@ -1036,8 +1063,8 @@
       </w:r>
     </w:p>
     <w:sectPr>
-      <w:headerReference w:type="default" r:id="rId8"/>
-      <w:footerReference w:type="default" r:id="rId9"/>
+      <w:headerReference w:type="default" r:id="rId12"/>
+      <w:footerReference w:type="default" r:id="rId13"/>
       <w:pgSz w:w="12240" w:h="15840"/>
       <w:pgMar w:top="720" w:right="720" w:bottom="720" w:left="720" w:header="360" w:footer="360" w:gutter="0"/>
       <w:pgNumType w:start="1"/>
@@ -1046,6 +1073,45 @@
     </w:sectPr>
   </w:body>
 </w:document>
+</file>
+
+<file path=word/comments.xml><?xml version="1.0" encoding="utf-8"?>
+<w:comments xmlns:wpc="http://schemas.microsoft.com/office/word/2010/wordprocessingCanvas" xmlns:cx="http://schemas.microsoft.com/office/drawing/2014/chartex" xmlns:cx1="http://schemas.microsoft.com/office/drawing/2015/9/8/chartex" xmlns:cx2="http://schemas.microsoft.com/office/drawing/2015/10/21/chartex" xmlns:cx3="http://schemas.microsoft.com/office/drawing/2016/5/9/chartex" xmlns:cx4="http://schemas.microsoft.com/office/drawing/2016/5/10/chartex" xmlns:cx5="http://schemas.microsoft.com/office/drawing/2016/5/11/chartex" xmlns:cx6="http://schemas.microsoft.com/office/drawing/2016/5/12/chartex" xmlns:cx7="http://schemas.microsoft.com/office/drawing/2016/5/13/chartex" xmlns:cx8="http://schemas.microsoft.com/office/drawing/2016/5/14/chartex" xmlns:mc="http://schemas.openxmlformats.org/markup-compatibility/2006" xmlns:aink="http://schemas.microsoft.com/office/drawing/2016/ink" xmlns:am3d="http://schemas.microsoft.com/office/drawing/2017/model3d" xmlns:o="urn:schemas-microsoft-com:office:office" xmlns:oel="http://schemas.microsoft.com/office/2019/extlst" xmlns:r="http://schemas.openxmlformats.org/officeDocument/2006/relationships" xmlns:m="http://schemas.openxmlformats.org/officeDocument/2006/math" xmlns:v="urn:schemas-microsoft-com:vml" xmlns:wp14="http://schemas.microsoft.com/office/word/2010/wordprocessingDrawing" xmlns:wp="http://schemas.openxmlformats.org/drawingml/2006/wordprocessingDrawing" xmlns:w10="urn:schemas-microsoft-com:office:word" xmlns:w="http://schemas.openxmlformats.org/wordprocessingml/2006/main" xmlns:w14="http://schemas.microsoft.com/office/word/2010/wordml" xmlns:w15="http://schemas.microsoft.com/office/word/2012/wordml" xmlns:w16cex="http://schemas.microsoft.com/office/word/2018/wordml/cex" xmlns:w16cid="http://schemas.microsoft.com/office/word/2016/wordml/cid" xmlns:w16="http://schemas.microsoft.com/office/word/2018/wordml" xmlns:w16du="http://schemas.microsoft.com/office/word/2023/wordml/word16du" xmlns:w16sdtdh="http://schemas.microsoft.com/office/word/2020/wordml/sdtdatahash" xmlns:w16sdtfl="http://schemas.microsoft.com/office/word/2024/wordml/sdtformatlock" xmlns:w16se="http://schemas.microsoft.com/office/word/2015/wordml/symex" xmlns:wpg="http://schemas.microsoft.com/office/word/2010/wordprocessingGroup" xmlns:wpi="http://schemas.microsoft.com/office/word/2010/wordprocessingInk" xmlns:wne="http://schemas.microsoft.com/office/word/2006/wordml" xmlns:wps="http://schemas.microsoft.com/office/word/2010/wordprocessingShape" mc:Ignorable="w14 w15 w16se w16cid w16 w16cex w16sdtdh w16sdtfl w16du wp14">
+  <w:comment w:id="0" w:author="Sam Lui" w:date="2025-11-30T13:53:00Z" w:initials="SL">
+    <w:p>
+      <w:pPr>
+        <w:pStyle w:val="CommentText"/>
+      </w:pPr>
+      <w:r>
+        <w:rPr>
+          <w:rStyle w:val="CommentReference"/>
+        </w:rPr>
+        <w:annotationRef/>
+      </w:r>
+      <w:r>
+        <w:t>Adjust this once CIHI co-op starts.</w:t>
+      </w:r>
+    </w:p>
+  </w:comment>
+</w:comments>
+</file>
+
+<file path=word/commentsExtended.xml><?xml version="1.0" encoding="utf-8"?>
+<w15:commentsEx xmlns:wpc="http://schemas.microsoft.com/office/word/2010/wordprocessingCanvas" xmlns:cx="http://schemas.microsoft.com/office/drawing/2014/chartex" xmlns:cx1="http://schemas.microsoft.com/office/drawing/2015/9/8/chartex" xmlns:cx2="http://schemas.microsoft.com/office/drawing/2015/10/21/chartex" xmlns:cx3="http://schemas.microsoft.com/office/drawing/2016/5/9/chartex" xmlns:cx4="http://schemas.microsoft.com/office/drawing/2016/5/10/chartex" xmlns:cx5="http://schemas.microsoft.com/office/drawing/2016/5/11/chartex" xmlns:cx6="http://schemas.microsoft.com/office/drawing/2016/5/12/chartex" xmlns:cx7="http://schemas.microsoft.com/office/drawing/2016/5/13/chartex" xmlns:cx8="http://schemas.microsoft.com/office/drawing/2016/5/14/chartex" xmlns:mc="http://schemas.openxmlformats.org/markup-compatibility/2006" xmlns:aink="http://schemas.microsoft.com/office/drawing/2016/ink" xmlns:am3d="http://schemas.microsoft.com/office/drawing/2017/model3d" xmlns:o="urn:schemas-microsoft-com:office:office" xmlns:oel="http://schemas.microsoft.com/office/2019/extlst" xmlns:r="http://schemas.openxmlformats.org/officeDocument/2006/relationships" xmlns:m="http://schemas.openxmlformats.org/officeDocument/2006/math" xmlns:v="urn:schemas-microsoft-com:vml" xmlns:wp14="http://schemas.microsoft.com/office/word/2010/wordprocessingDrawing" xmlns:wp="http://schemas.openxmlformats.org/drawingml/2006/wordprocessingDrawing" xmlns:w10="urn:schemas-microsoft-com:office:word" xmlns:w="http://schemas.openxmlformats.org/wordprocessingml/2006/main" xmlns:w14="http://schemas.microsoft.com/office/word/2010/wordml" xmlns:w15="http://schemas.microsoft.com/office/word/2012/wordml" xmlns:w16cex="http://schemas.microsoft.com/office/word/2018/wordml/cex" xmlns:w16cid="http://schemas.microsoft.com/office/word/2016/wordml/cid" xmlns:w16="http://schemas.microsoft.com/office/word/2018/wordml" xmlns:w16du="http://schemas.microsoft.com/office/word/2023/wordml/word16du" xmlns:w16sdtdh="http://schemas.microsoft.com/office/word/2020/wordml/sdtdatahash" xmlns:w16sdtfl="http://schemas.microsoft.com/office/word/2024/wordml/sdtformatlock" xmlns:w16se="http://schemas.microsoft.com/office/word/2015/wordml/symex" xmlns:wpg="http://schemas.microsoft.com/office/word/2010/wordprocessingGroup" xmlns:wpi="http://schemas.microsoft.com/office/word/2010/wordprocessingInk" xmlns:wne="http://schemas.microsoft.com/office/word/2006/wordml" xmlns:wps="http://schemas.microsoft.com/office/word/2010/wordprocessingShape" mc:Ignorable="w14 w15 w16se w16cid w16 w16cex w16sdtdh w16sdtfl w16du wp14">
+  <w15:commentEx w15:paraId="6920E81E" w15:done="0"/>
+</w15:commentsEx>
+</file>
+
+<file path=word/commentsExtensible.xml><?xml version="1.0" encoding="utf-8"?>
+<w16cex:commentsExtensible xmlns:wpc="http://schemas.microsoft.com/office/word/2010/wordprocessingCanvas" xmlns:cx="http://schemas.microsoft.com/office/drawing/2014/chartex" xmlns:cx1="http://schemas.microsoft.com/office/drawing/2015/9/8/chartex" xmlns:cx2="http://schemas.microsoft.com/office/drawing/2015/10/21/chartex" xmlns:cx3="http://schemas.microsoft.com/office/drawing/2016/5/9/chartex" xmlns:cx4="http://schemas.microsoft.com/office/drawing/2016/5/10/chartex" xmlns:cx5="http://schemas.microsoft.com/office/drawing/2016/5/11/chartex" xmlns:cx6="http://schemas.microsoft.com/office/drawing/2016/5/12/chartex" xmlns:cx7="http://schemas.microsoft.com/office/drawing/2016/5/13/chartex" xmlns:cx8="http://schemas.microsoft.com/office/drawing/2016/5/14/chartex" xmlns:cr="http://schemas.microsoft.com/office/comments/2020/reactions" xmlns:mc="http://schemas.openxmlformats.org/markup-compatibility/2006" xmlns:aink="http://schemas.microsoft.com/office/drawing/2016/ink" xmlns:am3d="http://schemas.microsoft.com/office/drawing/2017/model3d" xmlns:o="urn:schemas-microsoft-com:office:office" xmlns:oel="http://schemas.microsoft.com/office/2019/extlst" xmlns:r="http://schemas.openxmlformats.org/officeDocument/2006/relationships" xmlns:m="http://schemas.openxmlformats.org/officeDocument/2006/math" xmlns:v="urn:schemas-microsoft-com:vml" xmlns:wp14="http://schemas.microsoft.com/office/word/2010/wordprocessingDrawing" xmlns:wp="http://schemas.openxmlformats.org/drawingml/2006/wordprocessingDrawing" xmlns:w10="urn:schemas-microsoft-com:office:word" xmlns:w="http://schemas.openxmlformats.org/wordprocessingml/2006/main" xmlns:w14="http://schemas.microsoft.com/office/word/2010/wordml" xmlns:w15="http://schemas.microsoft.com/office/word/2012/wordml" xmlns:w16cex="http://schemas.microsoft.com/office/word/2018/wordml/cex" xmlns:w16cid="http://schemas.microsoft.com/office/word/2016/wordml/cid" xmlns:w16="http://schemas.microsoft.com/office/word/2018/wordml" xmlns:w16du="http://schemas.microsoft.com/office/word/2023/wordml/word16du" xmlns:w16sdtdh="http://schemas.microsoft.com/office/word/2020/wordml/sdtdatahash" xmlns:w16sdtfl="http://schemas.microsoft.com/office/word/2024/wordml/sdtformatlock" xmlns:w16se="http://schemas.microsoft.com/office/word/2015/wordml/symex" xmlns:wpg="http://schemas.microsoft.com/office/word/2010/wordprocessingGroup" xmlns:wpi="http://schemas.microsoft.com/office/word/2010/wordprocessingInk" xmlns:wne="http://schemas.microsoft.com/office/word/2006/wordml" xmlns:wps="http://schemas.microsoft.com/office/word/2010/wordprocessingShape" mc:Ignorable="w14 w15 w16se w16cid w16 w16cex w16sdtdh w16sdtfl cr w16du wp14">
+  <w16cex:commentExtensible w16cex:durableId="511356A5" w16cex:dateUtc="2025-11-30T21:53:00Z"/>
+</w16cex:commentsExtensible>
+</file>
+
+<file path=word/commentsIds.xml><?xml version="1.0" encoding="utf-8"?>
+<w16cid:commentsIds xmlns:wpc="http://schemas.microsoft.com/office/word/2010/wordprocessingCanvas" xmlns:cx="http://schemas.microsoft.com/office/drawing/2014/chartex" xmlns:cx1="http://schemas.microsoft.com/office/drawing/2015/9/8/chartex" xmlns:cx2="http://schemas.microsoft.com/office/drawing/2015/10/21/chartex" xmlns:cx3="http://schemas.microsoft.com/office/drawing/2016/5/9/chartex" xmlns:cx4="http://schemas.microsoft.com/office/drawing/2016/5/10/chartex" xmlns:cx5="http://schemas.microsoft.com/office/drawing/2016/5/11/chartex" xmlns:cx6="http://schemas.microsoft.com/office/drawing/2016/5/12/chartex" xmlns:cx7="http://schemas.microsoft.com/office/drawing/2016/5/13/chartex" xmlns:cx8="http://schemas.microsoft.com/office/drawing/2016/5/14/chartex" xmlns:mc="http://schemas.openxmlformats.org/markup-compatibility/2006" xmlns:aink="http://schemas.microsoft.com/office/drawing/2016/ink" xmlns:am3d="http://schemas.microsoft.com/office/drawing/2017/model3d" xmlns:o="urn:schemas-microsoft-com:office:office" xmlns:oel="http://schemas.microsoft.com/office/2019/extlst" xmlns:r="http://schemas.openxmlformats.org/officeDocument/2006/relationships" xmlns:m="http://schemas.openxmlformats.org/officeDocument/2006/math" xmlns:v="urn:schemas-microsoft-com:vml" xmlns:wp14="http://schemas.microsoft.com/office/word/2010/wordprocessingDrawing" xmlns:wp="http://schemas.openxmlformats.org/drawingml/2006/wordprocessingDrawing" xmlns:w10="urn:schemas-microsoft-com:office:word" xmlns:w="http://schemas.openxmlformats.org/wordprocessingml/2006/main" xmlns:w14="http://schemas.microsoft.com/office/word/2010/wordml" xmlns:w15="http://schemas.microsoft.com/office/word/2012/wordml" xmlns:w16cex="http://schemas.microsoft.com/office/word/2018/wordml/cex" xmlns:w16cid="http://schemas.microsoft.com/office/word/2016/wordml/cid" xmlns:w16="http://schemas.microsoft.com/office/word/2018/wordml" xmlns:w16du="http://schemas.microsoft.com/office/word/2023/wordml/word16du" xmlns:w16sdtdh="http://schemas.microsoft.com/office/word/2020/wordml/sdtdatahash" xmlns:w16sdtfl="http://schemas.microsoft.com/office/word/2024/wordml/sdtformatlock" xmlns:w16se="http://schemas.microsoft.com/office/word/2015/wordml/symex" xmlns:wpg="http://schemas.microsoft.com/office/word/2010/wordprocessingGroup" xmlns:wpi="http://schemas.microsoft.com/office/word/2010/wordprocessingInk" xmlns:wne="http://schemas.microsoft.com/office/word/2006/wordml" xmlns:wps="http://schemas.microsoft.com/office/word/2010/wordprocessingShape" mc:Ignorable="w14 w15 w16se w16cid w16 w16cex w16sdtdh w16sdtfl w16du wp14">
+  <w16cid:commentId w16cid:paraId="6920E81E" w16cid:durableId="511356A5"/>
+</w16cid:commentsIds>
 </file>
 
 <file path=word/endnotes.xml><?xml version="1.0" encoding="utf-8"?>
@@ -1213,8 +1279,8 @@
         <w:szCs w:val="40"/>
       </w:rPr>
     </w:pPr>
-    <w:bookmarkStart w:id="0" w:name="_hjoe94bgbnyn" w:colFirst="0" w:colLast="0"/>
-    <w:bookmarkEnd w:id="0"/>
+    <w:bookmarkStart w:id="1" w:name="_hjoe94bgbnyn" w:colFirst="0" w:colLast="0"/>
+    <w:bookmarkEnd w:id="1"/>
     <w:r>
       <w:rPr>
         <w:rFonts w:ascii="Calibri Light" w:eastAsia="Cambria" w:hAnsi="Calibri Light" w:cs="Calibri Light"/>
@@ -1626,6 +1692,14 @@
     <w:abstractNumId w:val="1"/>
   </w:num>
 </w:numbering>
+</file>
+
+<file path=word/people.xml><?xml version="1.0" encoding="utf-8"?>
+<w15:people xmlns:wpc="http://schemas.microsoft.com/office/word/2010/wordprocessingCanvas" xmlns:cx="http://schemas.microsoft.com/office/drawing/2014/chartex" xmlns:cx1="http://schemas.microsoft.com/office/drawing/2015/9/8/chartex" xmlns:cx2="http://schemas.microsoft.com/office/drawing/2015/10/21/chartex" xmlns:cx3="http://schemas.microsoft.com/office/drawing/2016/5/9/chartex" xmlns:cx4="http://schemas.microsoft.com/office/drawing/2016/5/10/chartex" xmlns:cx5="http://schemas.microsoft.com/office/drawing/2016/5/11/chartex" xmlns:cx6="http://schemas.microsoft.com/office/drawing/2016/5/12/chartex" xmlns:cx7="http://schemas.microsoft.com/office/drawing/2016/5/13/chartex" xmlns:cx8="http://schemas.microsoft.com/office/drawing/2016/5/14/chartex" xmlns:mc="http://schemas.openxmlformats.org/markup-compatibility/2006" xmlns:aink="http://schemas.microsoft.com/office/drawing/2016/ink" xmlns:am3d="http://schemas.microsoft.com/office/drawing/2017/model3d" xmlns:o="urn:schemas-microsoft-com:office:office" xmlns:oel="http://schemas.microsoft.com/office/2019/extlst" xmlns:r="http://schemas.openxmlformats.org/officeDocument/2006/relationships" xmlns:m="http://schemas.openxmlformats.org/officeDocument/2006/math" xmlns:v="urn:schemas-microsoft-com:vml" xmlns:wp14="http://schemas.microsoft.com/office/word/2010/wordprocessingDrawing" xmlns:wp="http://schemas.openxmlformats.org/drawingml/2006/wordprocessingDrawing" xmlns:w10="urn:schemas-microsoft-com:office:word" xmlns:w="http://schemas.openxmlformats.org/wordprocessingml/2006/main" xmlns:w14="http://schemas.microsoft.com/office/word/2010/wordml" xmlns:w15="http://schemas.microsoft.com/office/word/2012/wordml" xmlns:w16cex="http://schemas.microsoft.com/office/word/2018/wordml/cex" xmlns:w16cid="http://schemas.microsoft.com/office/word/2016/wordml/cid" xmlns:w16="http://schemas.microsoft.com/office/word/2018/wordml" xmlns:w16du="http://schemas.microsoft.com/office/word/2023/wordml/word16du" xmlns:w16sdtdh="http://schemas.microsoft.com/office/word/2020/wordml/sdtdatahash" xmlns:w16sdtfl="http://schemas.microsoft.com/office/word/2024/wordml/sdtformatlock" xmlns:w16se="http://schemas.microsoft.com/office/word/2015/wordml/symex" xmlns:wpg="http://schemas.microsoft.com/office/word/2010/wordprocessingGroup" xmlns:wpi="http://schemas.microsoft.com/office/word/2010/wordprocessingInk" xmlns:wne="http://schemas.microsoft.com/office/word/2006/wordml" xmlns:wps="http://schemas.microsoft.com/office/word/2010/wordprocessingShape" mc:Ignorable="w14 w15 w16se w16cid w16 w16cex w16sdtdh w16sdtfl w16du wp14">
+  <w15:person w15:author="Sam Lui">
+    <w15:presenceInfo w15:providerId="Windows Live" w15:userId="8f887ab463d8bf2b"/>
+  </w15:person>
+</w15:people>
 </file>
 
 <file path=word/styles.xml><?xml version="1.0" encoding="utf-8"?>
@@ -2297,6 +2371,53 @@
     <w:semiHidden/>
     <w:rsid w:val="00A855CB"/>
   </w:style>
+  <w:style w:type="character" w:styleId="CommentReference">
+    <w:name w:val="annotation reference"/>
+    <w:basedOn w:val="DefaultParagraphFont"/>
+    <w:uiPriority w:val="99"/>
+    <w:semiHidden/>
+    <w:unhideWhenUsed/>
+    <w:rsid w:val="000D3CBA"/>
+    <w:rPr>
+      <w:sz w:val="16"/>
+      <w:szCs w:val="16"/>
+    </w:rPr>
+  </w:style>
+  <w:style w:type="paragraph" w:styleId="CommentText">
+    <w:name w:val="annotation text"/>
+    <w:basedOn w:val="Normal"/>
+    <w:link w:val="CommentTextChar"/>
+    <w:uiPriority w:val="99"/>
+    <w:unhideWhenUsed/>
+    <w:rsid w:val="000D3CBA"/>
+    <w:pPr>
+      <w:widowControl/>
+      <w:spacing w:after="160"/>
+    </w:pPr>
+    <w:rPr>
+      <w:rFonts w:asciiTheme="minorHAnsi" w:eastAsiaTheme="minorEastAsia" w:hAnsiTheme="minorHAnsi" w:cstheme="minorBidi"/>
+      <w:kern w:val="2"/>
+      <w:sz w:val="20"/>
+      <w:szCs w:val="20"/>
+      <w:lang w:val="en-CA"/>
+      <w14:ligatures w14:val="standardContextual"/>
+    </w:rPr>
+  </w:style>
+  <w:style w:type="character" w:customStyle="1" w:styleId="CommentTextChar">
+    <w:name w:val="Comment Text Char"/>
+    <w:basedOn w:val="DefaultParagraphFont"/>
+    <w:link w:val="CommentText"/>
+    <w:uiPriority w:val="99"/>
+    <w:rsid w:val="000D3CBA"/>
+    <w:rPr>
+      <w:rFonts w:asciiTheme="minorHAnsi" w:eastAsiaTheme="minorEastAsia" w:hAnsiTheme="minorHAnsi" w:cstheme="minorBidi"/>
+      <w:kern w:val="2"/>
+      <w:sz w:val="20"/>
+      <w:szCs w:val="20"/>
+      <w:lang w:val="en-CA"/>
+      <w14:ligatures w14:val="standardContextual"/>
+    </w:rPr>
+  </w:style>
 </w:styles>
 </file>
 
